--- a/Final_phase_Article/Writing/Revisions_april_10_FA_ed/Revisions_Supp_dig_content_v0.docx
+++ b/Final_phase_Article/Writing/Revisions_april_10_FA_ed/Revisions_Supp_dig_content_v0.docx
@@ -57,7 +57,6 @@
               <w:bCs w:val="0"/>
               <w:i w:val="0"/>
               <w:iCs w:val="0"/>
-              <w:noProof/>
               <w:kern w:val="2"/>
               <w14:ligatures w14:val="standardContextual"/>
             </w:rPr>
@@ -83,54 +82,46 @@
             <w:r>
               <w:rPr>
                 <w:rStyle w:val="Hyperlink"/>
-                <w:noProof/>
               </w:rPr>
               <w:t>Supplemental digital content 1</w:t>
             </w:r>
             <w:r>
               <w:rPr>
-                <w:noProof/>
                 <w:webHidden/>
               </w:rPr>
               <w:tab/>
             </w:r>
             <w:r>
               <w:rPr>
-                <w:noProof/>
                 <w:webHidden/>
               </w:rPr>
               <w:fldChar w:fldCharType="begin"/>
             </w:r>
             <w:r>
               <w:rPr>
-                <w:noProof/>
                 <w:webHidden/>
               </w:rPr>
               <w:instrText xml:space="preserve"> PAGEREF _Toc226121282 \h </w:instrText>
             </w:r>
             <w:r>
               <w:rPr>
-                <w:noProof/>
                 <w:webHidden/>
               </w:rPr>
             </w:r>
             <w:r>
               <w:rPr>
-                <w:noProof/>
                 <w:webHidden/>
               </w:rPr>
               <w:fldChar w:fldCharType="separate"/>
             </w:r>
             <w:r>
               <w:rPr>
-                <w:noProof/>
                 <w:webHidden/>
               </w:rPr>
               <w:t>2</w:t>
             </w:r>
             <w:r>
               <w:rPr>
-                <w:noProof/>
                 <w:webHidden/>
               </w:rPr>
               <w:fldChar w:fldCharType="end"/>
@@ -149,7 +140,6 @@
               <w:bCs w:val="0"/>
               <w:i w:val="0"/>
               <w:iCs w:val="0"/>
-              <w:noProof/>
               <w:kern w:val="2"/>
               <w14:ligatures w14:val="standardContextual"/>
             </w:rPr>
@@ -158,54 +148,46 @@
             <w:r>
               <w:rPr>
                 <w:rStyle w:val="Hyperlink"/>
-                <w:noProof/>
               </w:rPr>
               <w:t>Supplemental digital content 2</w:t>
             </w:r>
             <w:r>
               <w:rPr>
-                <w:noProof/>
                 <w:webHidden/>
               </w:rPr>
               <w:tab/>
             </w:r>
             <w:r>
               <w:rPr>
-                <w:noProof/>
                 <w:webHidden/>
               </w:rPr>
               <w:fldChar w:fldCharType="begin"/>
             </w:r>
             <w:r>
               <w:rPr>
-                <w:noProof/>
                 <w:webHidden/>
               </w:rPr>
               <w:instrText xml:space="preserve"> PAGEREF _Toc226121283 \h </w:instrText>
             </w:r>
             <w:r>
               <w:rPr>
-                <w:noProof/>
                 <w:webHidden/>
               </w:rPr>
             </w:r>
             <w:r>
               <w:rPr>
-                <w:noProof/>
                 <w:webHidden/>
               </w:rPr>
               <w:fldChar w:fldCharType="separate"/>
             </w:r>
             <w:r>
               <w:rPr>
-                <w:noProof/>
                 <w:webHidden/>
               </w:rPr>
               <w:t>5</w:t>
             </w:r>
             <w:r>
               <w:rPr>
-                <w:noProof/>
                 <w:webHidden/>
               </w:rPr>
               <w:fldChar w:fldCharType="end"/>
@@ -224,7 +206,6 @@
               <w:bCs w:val="0"/>
               <w:i w:val="0"/>
               <w:iCs w:val="0"/>
-              <w:noProof/>
               <w:kern w:val="2"/>
               <w14:ligatures w14:val="standardContextual"/>
             </w:rPr>
@@ -233,54 +214,46 @@
             <w:r>
               <w:rPr>
                 <w:rStyle w:val="Hyperlink"/>
-                <w:noProof/>
               </w:rPr>
               <w:t>Supplemental digital content 3</w:t>
             </w:r>
             <w:r>
               <w:rPr>
-                <w:noProof/>
                 <w:webHidden/>
               </w:rPr>
               <w:tab/>
             </w:r>
             <w:r>
               <w:rPr>
-                <w:noProof/>
                 <w:webHidden/>
               </w:rPr>
               <w:fldChar w:fldCharType="begin"/>
             </w:r>
             <w:r>
               <w:rPr>
-                <w:noProof/>
                 <w:webHidden/>
               </w:rPr>
               <w:instrText xml:space="preserve"> PAGEREF _Toc226121284 \h </w:instrText>
             </w:r>
             <w:r>
               <w:rPr>
-                <w:noProof/>
                 <w:webHidden/>
               </w:rPr>
             </w:r>
             <w:r>
               <w:rPr>
-                <w:noProof/>
                 <w:webHidden/>
               </w:rPr>
               <w:fldChar w:fldCharType="separate"/>
             </w:r>
             <w:r>
               <w:rPr>
-                <w:noProof/>
                 <w:webHidden/>
               </w:rPr>
               <w:t>7</w:t>
             </w:r>
             <w:r>
               <w:rPr>
-                <w:noProof/>
                 <w:webHidden/>
               </w:rPr>
               <w:fldChar w:fldCharType="end"/>
@@ -327,15 +300,29 @@
     </w:p>
     <w:p>
       <w:pPr>
+        <w:jc w:val="center"/>
         <w:rPr>
           <w:b/>
           <w:bCs/>
+          <w:sz w:val="22"/>
+          <w:szCs w:val="22"/>
         </w:rPr>
       </w:pPr>
       <w:r>
         <w:rPr>
           <w:b/>
           <w:bCs/>
+          <w:sz w:val="22"/>
+          <w:szCs w:val="22"/>
+        </w:rPr>
+        <w:t xml:space="preserve">Table 1 </w:t>
+      </w:r>
+      <w:r>
+        <w:rPr>
+          <w:b/>
+          <w:bCs/>
+          <w:sz w:val="22"/>
+          <w:szCs w:val="22"/>
         </w:rPr>
         <w:t xml:space="preserve">Decision rules for </w:t>
       </w:r>
@@ -343,6 +330,8 @@
         <w:rPr>
           <w:b/>
           <w:bCs/>
+          <w:sz w:val="22"/>
+          <w:szCs w:val="22"/>
         </w:rPr>
         <w:t xml:space="preserve">the </w:t>
       </w:r>
@@ -350,52 +339,48 @@
         <w:rPr>
           <w:b/>
           <w:bCs/>
-        </w:rPr>
-        <w:t xml:space="preserve">assessment of the four </w:t>
+          <w:sz w:val="22"/>
+          <w:szCs w:val="22"/>
+        </w:rPr>
+        <w:t>assessment of the four</w:t>
       </w:r>
       <w:r>
         <w:rPr>
           <w:b/>
           <w:bCs/>
-        </w:rPr>
-        <w:t>domains</w:t>
+          <w:sz w:val="22"/>
+          <w:szCs w:val="22"/>
+        </w:rPr>
+        <w:t>-</w:t>
       </w:r>
       <w:r>
         <w:rPr>
           <w:b/>
           <w:bCs/>
-        </w:rPr>
-        <w:t xml:space="preserve"> of </w:t>
+          <w:sz w:val="22"/>
+          <w:szCs w:val="22"/>
+        </w:rPr>
+        <w:t>domain</w:t>
       </w:r>
       <w:r>
         <w:rPr>
           <w:b/>
           <w:bCs/>
-        </w:rPr>
-        <w:t xml:space="preserve">the </w:t>
-      </w:r>
-      <w:r>
-        <w:rPr>
-          <w:b/>
-          <w:bCs/>
-        </w:rPr>
-        <w:t>composite endpoint.</w:t>
+          <w:sz w:val="22"/>
+          <w:szCs w:val="22"/>
+        </w:rPr>
+        <w:t xml:space="preserve"> composite endpoint.</w:t>
       </w:r>
     </w:p>
     <w:p>
       <w:pPr>
-        <w:pStyle w:val="ListParagraph"/>
-        <w:numPr>
-          <w:ilvl w:val="0"/>
-          <w:numId w:val="4"/>
-        </w:numPr>
         <w:rPr>
           <w:rFonts w:eastAsiaTheme="majorEastAsia" w:cstheme="majorBidi"/>
           <w:b/>
           <w:bCs/>
           <w:color w:val="0F4761" w:themeColor="accent1" w:themeShade="BF"/>
-          <w:sz w:val="28"/>
-          <w:szCs w:val="28"/>
+          <w:sz w:val="22"/>
+          <w:szCs w:val="22"/>
           <w:lang w:eastAsia="de-DE"/>
         </w:rPr>
       </w:pPr>
@@ -403,6 +388,18 @@
         <w:rPr>
           <w:b/>
           <w:bCs/>
+          <w:sz w:val="22"/>
+          <w:szCs w:val="22"/>
+          <w:lang w:eastAsia="de-DE"/>
+        </w:rPr>
+        <w:t xml:space="preserve">Domain 1: </w:t>
+      </w:r>
+      <w:r>
+        <w:rPr>
+          <w:b/>
+          <w:bCs/>
+          <w:sz w:val="22"/>
+          <w:szCs w:val="22"/>
           <w:lang w:eastAsia="de-DE"/>
         </w:rPr>
         <w:t>Report of specific primary outcome</w:t>
@@ -415,8 +412,8 @@
         <w:tblLook w:val="04A0" w:firstRow="1" w:lastRow="0" w:firstColumn="1" w:lastColumn="0" w:noHBand="0" w:noVBand="1"/>
       </w:tblPr>
       <w:tblGrid>
-        <w:gridCol w:w="2694"/>
-        <w:gridCol w:w="6656"/>
+        <w:gridCol w:w="2127"/>
+        <w:gridCol w:w="7223"/>
       </w:tblGrid>
       <w:tr>
         <w:trPr>
@@ -425,11 +422,12 @@
         <w:tc>
           <w:tcPr>
             <w:cnfStyle w:val="001000000100" w:firstRow="0" w:lastRow="0" w:firstColumn="1" w:lastColumn="0" w:oddVBand="0" w:evenVBand="0" w:oddHBand="0" w:evenHBand="0" w:firstRowFirstColumn="1" w:firstRowLastColumn="0" w:lastRowFirstColumn="0" w:lastRowLastColumn="0"/>
-            <w:tcW w:w="2694" w:type="dxa"/>
+            <w:tcW w:w="2127" w:type="dxa"/>
+            <w:vAlign w:val="center"/>
           </w:tcPr>
           <w:p>
             <w:pPr>
-              <w:spacing w:before="100" w:beforeAutospacing="1" w:after="100" w:afterAutospacing="1" w:line="360" w:lineRule="auto"/>
+              <w:spacing w:line="360" w:lineRule="auto"/>
               <w:jc w:val="center"/>
               <w:rPr>
                 <w:rFonts w:eastAsia="Times New Roman" w:cs="Calibri"/>
@@ -475,11 +473,12 @@
         </w:tc>
         <w:tc>
           <w:tcPr>
-            <w:tcW w:w="6656" w:type="dxa"/>
+            <w:tcW w:w="7223" w:type="dxa"/>
+            <w:vAlign w:val="center"/>
           </w:tcPr>
           <w:p>
             <w:pPr>
-              <w:spacing w:before="100" w:beforeAutospacing="1" w:after="100" w:afterAutospacing="1" w:line="360" w:lineRule="auto"/>
+              <w:spacing w:line="360" w:lineRule="auto"/>
               <w:cnfStyle w:val="100000000000" w:firstRow="1" w:lastRow="0" w:firstColumn="0" w:lastColumn="0" w:oddVBand="0" w:evenVBand="0" w:oddHBand="0" w:evenHBand="0" w:firstRowFirstColumn="0" w:firstRowLastColumn="0" w:lastRowFirstColumn="0" w:lastRowLastColumn="0"/>
               <w:rPr>
                 <w:rFonts w:eastAsia="Times New Roman" w:cs="Calibri"/>
@@ -517,11 +516,12 @@
         <w:tc>
           <w:tcPr>
             <w:cnfStyle w:val="001000000000" w:firstRow="0" w:lastRow="0" w:firstColumn="1" w:lastColumn="0" w:oddVBand="0" w:evenVBand="0" w:oddHBand="0" w:evenHBand="0" w:firstRowFirstColumn="0" w:firstRowLastColumn="0" w:lastRowFirstColumn="0" w:lastRowLastColumn="0"/>
-            <w:tcW w:w="2694" w:type="dxa"/>
+            <w:tcW w:w="2127" w:type="dxa"/>
+            <w:vAlign w:val="center"/>
           </w:tcPr>
           <w:p>
             <w:pPr>
-              <w:spacing w:before="100" w:beforeAutospacing="1" w:after="100" w:afterAutospacing="1" w:line="360" w:lineRule="auto"/>
+              <w:spacing w:line="360" w:lineRule="auto"/>
               <w:jc w:val="center"/>
               <w:rPr>
                 <w:rFonts w:eastAsia="Times New Roman" w:cs="Calibri"/>
@@ -553,7 +553,8 @@
         </w:tc>
         <w:tc>
           <w:tcPr>
-            <w:tcW w:w="6656" w:type="dxa"/>
+            <w:tcW w:w="7223" w:type="dxa"/>
+            <w:vAlign w:val="center"/>
           </w:tcPr>
           <w:p>
             <w:pPr>
@@ -562,7 +563,7 @@
                 <w:ilvl w:val="0"/>
                 <w:numId w:val="3"/>
               </w:numPr>
-              <w:spacing w:before="100" w:beforeAutospacing="1" w:after="100" w:afterAutospacing="1" w:line="360" w:lineRule="auto"/>
+              <w:spacing w:line="360" w:lineRule="auto"/>
               <w:cnfStyle w:val="000000100000" w:firstRow="0" w:lastRow="0" w:firstColumn="0" w:lastColumn="0" w:oddVBand="0" w:evenVBand="0" w:oddHBand="1" w:evenHBand="0" w:firstRowFirstColumn="0" w:firstRowLastColumn="0" w:lastRowFirstColumn="0" w:lastRowLastColumn="0"/>
               <w:rPr>
                 <w:rFonts w:eastAsia="Times New Roman" w:cs="Calibri"/>
@@ -589,11 +590,12 @@
         <w:tc>
           <w:tcPr>
             <w:cnfStyle w:val="001000000000" w:firstRow="0" w:lastRow="0" w:firstColumn="1" w:lastColumn="0" w:oddVBand="0" w:evenVBand="0" w:oddHBand="0" w:evenHBand="0" w:firstRowFirstColumn="0" w:firstRowLastColumn="0" w:lastRowFirstColumn="0" w:lastRowLastColumn="0"/>
-            <w:tcW w:w="2694" w:type="dxa"/>
+            <w:tcW w:w="2127" w:type="dxa"/>
+            <w:vAlign w:val="center"/>
           </w:tcPr>
           <w:p>
             <w:pPr>
-              <w:spacing w:before="100" w:beforeAutospacing="1" w:after="100" w:afterAutospacing="1" w:line="360" w:lineRule="auto"/>
+              <w:spacing w:line="360" w:lineRule="auto"/>
               <w:jc w:val="center"/>
               <w:rPr>
                 <w:rFonts w:eastAsia="Times New Roman" w:cs="Calibri"/>
@@ -625,7 +627,8 @@
         </w:tc>
         <w:tc>
           <w:tcPr>
-            <w:tcW w:w="6656" w:type="dxa"/>
+            <w:tcW w:w="7223" w:type="dxa"/>
+            <w:vAlign w:val="center"/>
           </w:tcPr>
           <w:p>
             <w:pPr>
@@ -634,7 +637,7 @@
                 <w:ilvl w:val="0"/>
                 <w:numId w:val="3"/>
               </w:numPr>
-              <w:spacing w:before="100" w:beforeAutospacing="1" w:after="100" w:afterAutospacing="1" w:line="360" w:lineRule="auto"/>
+              <w:spacing w:line="360" w:lineRule="auto"/>
               <w:cnfStyle w:val="000000000000" w:firstRow="0" w:lastRow="0" w:firstColumn="0" w:lastColumn="0" w:oddVBand="0" w:evenVBand="0" w:oddHBand="0" w:evenHBand="0" w:firstRowFirstColumn="0" w:firstRowLastColumn="0" w:lastRowFirstColumn="0" w:lastRowLastColumn="0"/>
               <w:rPr>
                 <w:rFonts w:eastAsia="Times New Roman" w:cs="Calibri"/>
@@ -662,7 +665,7 @@
                 <w:ilvl w:val="0"/>
                 <w:numId w:val="3"/>
               </w:numPr>
-              <w:spacing w:before="100" w:beforeAutospacing="1" w:after="100" w:afterAutospacing="1" w:line="360" w:lineRule="auto"/>
+              <w:spacing w:line="360" w:lineRule="auto"/>
               <w:cnfStyle w:val="000000000000" w:firstRow="0" w:lastRow="0" w:firstColumn="0" w:lastColumn="0" w:oddVBand="0" w:evenVBand="0" w:oddHBand="0" w:evenHBand="0" w:firstRowFirstColumn="0" w:firstRowLastColumn="0" w:lastRowFirstColumn="0" w:lastRowLastColumn="0"/>
               <w:rPr>
                 <w:rFonts w:eastAsia="Times New Roman" w:cs="Calibri"/>
@@ -692,11 +695,12 @@
         <w:tc>
           <w:tcPr>
             <w:cnfStyle w:val="001000000000" w:firstRow="0" w:lastRow="0" w:firstColumn="1" w:lastColumn="0" w:oddVBand="0" w:evenVBand="0" w:oddHBand="0" w:evenHBand="0" w:firstRowFirstColumn="0" w:firstRowLastColumn="0" w:lastRowFirstColumn="0" w:lastRowLastColumn="0"/>
-            <w:tcW w:w="2694" w:type="dxa"/>
+            <w:tcW w:w="2127" w:type="dxa"/>
+            <w:vAlign w:val="center"/>
           </w:tcPr>
           <w:p>
             <w:pPr>
-              <w:spacing w:before="100" w:beforeAutospacing="1" w:after="100" w:afterAutospacing="1" w:line="360" w:lineRule="auto"/>
+              <w:spacing w:line="360" w:lineRule="auto"/>
               <w:jc w:val="center"/>
               <w:rPr>
                 <w:rFonts w:eastAsia="Times New Roman" w:cs="Calibri"/>
@@ -728,7 +732,8 @@
         </w:tc>
         <w:tc>
           <w:tcPr>
-            <w:tcW w:w="6656" w:type="dxa"/>
+            <w:tcW w:w="7223" w:type="dxa"/>
+            <w:vAlign w:val="center"/>
           </w:tcPr>
           <w:p>
             <w:pPr>
@@ -737,7 +742,7 @@
                 <w:ilvl w:val="0"/>
                 <w:numId w:val="3"/>
               </w:numPr>
-              <w:spacing w:before="100" w:beforeAutospacing="1" w:after="100" w:afterAutospacing="1" w:line="360" w:lineRule="auto"/>
+              <w:spacing w:line="360" w:lineRule="auto"/>
               <w:cnfStyle w:val="000000100000" w:firstRow="0" w:lastRow="0" w:firstColumn="0" w:lastColumn="0" w:oddVBand="0" w:evenVBand="0" w:oddHBand="1" w:evenHBand="0" w:firstRowFirstColumn="0" w:firstRowLastColumn="0" w:lastRowFirstColumn="0" w:lastRowLastColumn="0"/>
               <w:rPr>
                 <w:rFonts w:eastAsia="Times New Roman" w:cs="Calibri"/>
@@ -764,20 +769,19 @@
     <w:p>
       <w:pPr>
         <w:rPr>
+          <w:sz w:val="22"/>
+          <w:szCs w:val="22"/>
           <w:lang w:eastAsia="de-DE"/>
         </w:rPr>
       </w:pPr>
     </w:p>
     <w:p>
       <w:pPr>
-        <w:pStyle w:val="ListParagraph"/>
-        <w:numPr>
-          <w:ilvl w:val="0"/>
-          <w:numId w:val="4"/>
-        </w:numPr>
         <w:rPr>
           <w:b/>
           <w:bCs/>
+          <w:sz w:val="22"/>
+          <w:szCs w:val="22"/>
           <w:lang w:eastAsia="de-DE"/>
         </w:rPr>
       </w:pPr>
@@ -785,6 +789,28 @@
         <w:rPr>
           <w:b/>
           <w:bCs/>
+          <w:sz w:val="22"/>
+          <w:szCs w:val="22"/>
+          <w:lang w:eastAsia="de-DE"/>
+        </w:rPr>
+        <w:t xml:space="preserve">Domain </w:t>
+      </w:r>
+      <w:r>
+        <w:rPr>
+          <w:b/>
+          <w:bCs/>
+          <w:sz w:val="22"/>
+          <w:szCs w:val="22"/>
+          <w:lang w:eastAsia="de-DE"/>
+        </w:rPr>
+        <w:t xml:space="preserve">2: </w:t>
+      </w:r>
+      <w:r>
+        <w:rPr>
+          <w:b/>
+          <w:bCs/>
+          <w:sz w:val="22"/>
+          <w:szCs w:val="22"/>
           <w:lang w:eastAsia="de-DE"/>
         </w:rPr>
         <w:t>Report</w:t>
@@ -793,14 +819,28 @@
         <w:rPr>
           <w:b/>
           <w:bCs/>
+          <w:sz w:val="22"/>
+          <w:szCs w:val="22"/>
           <w:lang w:eastAsia="de-DE"/>
         </w:rPr>
-        <w:t xml:space="preserve"> of and/or description of trial design aligned</w:t>
+        <w:t xml:space="preserve"> of </w:t>
       </w:r>
       <w:r>
         <w:rPr>
           <w:b/>
           <w:bCs/>
+          <w:sz w:val="22"/>
+          <w:szCs w:val="22"/>
+          <w:lang w:eastAsia="de-DE"/>
+        </w:rPr>
+        <w:t>specific study hypothesis</w:t>
+      </w:r>
+      <w:r>
+        <w:rPr>
+          <w:b/>
+          <w:bCs/>
+          <w:sz w:val="22"/>
+          <w:szCs w:val="22"/>
           <w:lang w:eastAsia="de-DE"/>
         </w:rPr>
         <w:t xml:space="preserve"> </w:t>
@@ -809,6 +849,28 @@
         <w:rPr>
           <w:b/>
           <w:bCs/>
+          <w:sz w:val="22"/>
+          <w:szCs w:val="22"/>
+          <w:lang w:eastAsia="de-DE"/>
+        </w:rPr>
+        <w:t>and/or description of trial design aligned</w:t>
+      </w:r>
+      <w:r>
+        <w:rPr>
+          <w:b/>
+          <w:bCs/>
+          <w:sz w:val="22"/>
+          <w:szCs w:val="22"/>
+          <w:lang w:eastAsia="de-DE"/>
+        </w:rPr>
+        <w:t xml:space="preserve"> </w:t>
+      </w:r>
+      <w:r>
+        <w:rPr>
+          <w:b/>
+          <w:bCs/>
+          <w:sz w:val="22"/>
+          <w:szCs w:val="22"/>
           <w:lang w:eastAsia="de-DE"/>
         </w:rPr>
         <w:t>with</w:t>
@@ -817,23 +879,42 @@
         <w:rPr>
           <w:b/>
           <w:bCs/>
+          <w:sz w:val="22"/>
+          <w:szCs w:val="22"/>
           <w:lang w:eastAsia="de-DE"/>
         </w:rPr>
-        <w:t xml:space="preserve"> specific study hypothesis</w:t>
+        <w:t xml:space="preserve"> </w:t>
+      </w:r>
+      <w:r>
+        <w:rPr>
+          <w:b/>
+          <w:bCs/>
+          <w:sz w:val="22"/>
+          <w:szCs w:val="22"/>
+          <w:lang w:eastAsia="de-DE"/>
+        </w:rPr>
+        <w:t xml:space="preserve">reported </w:t>
+      </w:r>
+      <w:r>
+        <w:rPr>
+          <w:b/>
+          <w:bCs/>
+          <w:sz w:val="22"/>
+          <w:szCs w:val="22"/>
+          <w:lang w:eastAsia="de-DE"/>
+        </w:rPr>
+        <w:t>specific study hypothesis</w:t>
       </w:r>
     </w:p>
     <w:p>
       <w:pPr>
-        <w:pStyle w:val="ListParagraph"/>
-        <w:numPr>
-          <w:ilvl w:val="1"/>
-          <w:numId w:val="4"/>
-        </w:numPr>
         <w:rPr>
           <w:rFonts w:eastAsiaTheme="majorEastAsia" w:cstheme="majorBidi"/>
           <w:b/>
           <w:bCs/>
           <w:color w:val="0F4761" w:themeColor="accent1" w:themeShade="BF"/>
+          <w:sz w:val="22"/>
+          <w:szCs w:val="22"/>
           <w:lang w:eastAsia="de-DE"/>
         </w:rPr>
       </w:pPr>
@@ -841,6 +922,18 @@
         <w:rPr>
           <w:b/>
           <w:bCs/>
+          <w:sz w:val="22"/>
+          <w:szCs w:val="22"/>
+          <w:lang w:eastAsia="de-DE"/>
+        </w:rPr>
+        <w:t xml:space="preserve">2.1. </w:t>
+      </w:r>
+      <w:r>
+        <w:rPr>
+          <w:b/>
+          <w:bCs/>
+          <w:sz w:val="22"/>
+          <w:szCs w:val="22"/>
           <w:lang w:eastAsia="de-DE"/>
         </w:rPr>
         <w:t>Report of specific study hypothesis</w:t>
@@ -853,8 +946,8 @@
         <w:tblLook w:val="04A0" w:firstRow="1" w:lastRow="0" w:firstColumn="1" w:lastColumn="0" w:noHBand="0" w:noVBand="1"/>
       </w:tblPr>
       <w:tblGrid>
-        <w:gridCol w:w="2694"/>
-        <w:gridCol w:w="6656"/>
+        <w:gridCol w:w="2127"/>
+        <w:gridCol w:w="7223"/>
       </w:tblGrid>
       <w:tr>
         <w:trPr>
@@ -863,11 +956,12 @@
         <w:tc>
           <w:tcPr>
             <w:cnfStyle w:val="001000000100" w:firstRow="0" w:lastRow="0" w:firstColumn="1" w:lastColumn="0" w:oddVBand="0" w:evenVBand="0" w:oddHBand="0" w:evenHBand="0" w:firstRowFirstColumn="1" w:firstRowLastColumn="0" w:lastRowFirstColumn="0" w:lastRowLastColumn="0"/>
-            <w:tcW w:w="2694" w:type="dxa"/>
+            <w:tcW w:w="2127" w:type="dxa"/>
+            <w:vAlign w:val="center"/>
           </w:tcPr>
           <w:p>
             <w:pPr>
-              <w:spacing w:before="100" w:beforeAutospacing="1" w:after="100" w:afterAutospacing="1" w:line="360" w:lineRule="auto"/>
+              <w:spacing w:line="360" w:lineRule="auto"/>
               <w:jc w:val="center"/>
               <w:rPr>
                 <w:rFonts w:eastAsia="Times New Roman" w:cs="Calibri"/>
@@ -899,11 +993,12 @@
         </w:tc>
         <w:tc>
           <w:tcPr>
-            <w:tcW w:w="6656" w:type="dxa"/>
+            <w:tcW w:w="7223" w:type="dxa"/>
+            <w:vAlign w:val="center"/>
           </w:tcPr>
           <w:p>
             <w:pPr>
-              <w:spacing w:before="100" w:beforeAutospacing="1" w:after="100" w:afterAutospacing="1" w:line="360" w:lineRule="auto"/>
+              <w:spacing w:line="360" w:lineRule="auto"/>
               <w:cnfStyle w:val="100000000000" w:firstRow="1" w:lastRow="0" w:firstColumn="0" w:lastColumn="0" w:oddVBand="0" w:evenVBand="0" w:oddHBand="0" w:evenHBand="0" w:firstRowFirstColumn="0" w:firstRowLastColumn="0" w:lastRowFirstColumn="0" w:lastRowLastColumn="0"/>
               <w:rPr>
                 <w:rFonts w:eastAsia="Times New Roman" w:cs="Calibri"/>
@@ -941,12 +1036,12 @@
         <w:tc>
           <w:tcPr>
             <w:cnfStyle w:val="001000000000" w:firstRow="0" w:lastRow="0" w:firstColumn="1" w:lastColumn="0" w:oddVBand="0" w:evenVBand="0" w:oddHBand="0" w:evenHBand="0" w:firstRowFirstColumn="0" w:firstRowLastColumn="0" w:lastRowFirstColumn="0" w:lastRowLastColumn="0"/>
-            <w:tcW w:w="2694" w:type="dxa"/>
+            <w:tcW w:w="2127" w:type="dxa"/>
             <w:vAlign w:val="center"/>
           </w:tcPr>
           <w:p>
             <w:pPr>
-              <w:spacing w:before="100" w:beforeAutospacing="1" w:after="100" w:afterAutospacing="1" w:line="360" w:lineRule="auto"/>
+              <w:spacing w:line="360" w:lineRule="auto"/>
               <w:jc w:val="center"/>
               <w:rPr>
                 <w:rFonts w:eastAsia="Times New Roman" w:cs="Calibri"/>
@@ -978,7 +1073,8 @@
         </w:tc>
         <w:tc>
           <w:tcPr>
-            <w:tcW w:w="6656" w:type="dxa"/>
+            <w:tcW w:w="7223" w:type="dxa"/>
+            <w:vAlign w:val="center"/>
           </w:tcPr>
           <w:p>
             <w:pPr>
@@ -987,7 +1083,7 @@
                 <w:ilvl w:val="0"/>
                 <w:numId w:val="3"/>
               </w:numPr>
-              <w:spacing w:before="100" w:beforeAutospacing="1" w:after="100" w:afterAutospacing="1" w:line="360" w:lineRule="auto"/>
+              <w:spacing w:line="360" w:lineRule="auto"/>
               <w:cnfStyle w:val="000000100000" w:firstRow="0" w:lastRow="0" w:firstColumn="0" w:lastColumn="0" w:oddVBand="0" w:evenVBand="0" w:oddHBand="1" w:evenHBand="0" w:firstRowFirstColumn="0" w:firstRowLastColumn="0" w:lastRowFirstColumn="0" w:lastRowLastColumn="0"/>
               <w:rPr>
                 <w:rFonts w:eastAsia="Times New Roman" w:cs="Calibri"/>
@@ -1034,12 +1130,12 @@
         <w:tc>
           <w:tcPr>
             <w:cnfStyle w:val="001000000000" w:firstRow="0" w:lastRow="0" w:firstColumn="1" w:lastColumn="0" w:oddVBand="0" w:evenVBand="0" w:oddHBand="0" w:evenHBand="0" w:firstRowFirstColumn="0" w:firstRowLastColumn="0" w:lastRowFirstColumn="0" w:lastRowLastColumn="0"/>
-            <w:tcW w:w="2694" w:type="dxa"/>
+            <w:tcW w:w="2127" w:type="dxa"/>
             <w:vAlign w:val="center"/>
           </w:tcPr>
           <w:p>
             <w:pPr>
-              <w:spacing w:before="100" w:beforeAutospacing="1" w:after="100" w:afterAutospacing="1" w:line="360" w:lineRule="auto"/>
+              <w:spacing w:line="360" w:lineRule="auto"/>
               <w:jc w:val="center"/>
               <w:rPr>
                 <w:rFonts w:eastAsia="Times New Roman" w:cs="Calibri"/>
@@ -1071,7 +1167,8 @@
         </w:tc>
         <w:tc>
           <w:tcPr>
-            <w:tcW w:w="6656" w:type="dxa"/>
+            <w:tcW w:w="7223" w:type="dxa"/>
+            <w:vAlign w:val="center"/>
           </w:tcPr>
           <w:p>
             <w:pPr>
@@ -1080,7 +1177,7 @@
                 <w:ilvl w:val="0"/>
                 <w:numId w:val="3"/>
               </w:numPr>
-              <w:spacing w:before="100" w:beforeAutospacing="1" w:after="100" w:afterAutospacing="1" w:line="360" w:lineRule="auto"/>
+              <w:spacing w:line="360" w:lineRule="auto"/>
               <w:cnfStyle w:val="000000000000" w:firstRow="0" w:lastRow="0" w:firstColumn="0" w:lastColumn="0" w:oddVBand="0" w:evenVBand="0" w:oddHBand="0" w:evenHBand="0" w:firstRowFirstColumn="0" w:firstRowLastColumn="0" w:lastRowFirstColumn="0" w:lastRowLastColumn="0"/>
               <w:rPr>
                 <w:rFonts w:eastAsia="Times New Roman" w:cs="Calibri"/>
@@ -1120,12 +1217,12 @@
         <w:tc>
           <w:tcPr>
             <w:cnfStyle w:val="001000000000" w:firstRow="0" w:lastRow="0" w:firstColumn="1" w:lastColumn="0" w:oddVBand="0" w:evenVBand="0" w:oddHBand="0" w:evenHBand="0" w:firstRowFirstColumn="0" w:firstRowLastColumn="0" w:lastRowFirstColumn="0" w:lastRowLastColumn="0"/>
-            <w:tcW w:w="2694" w:type="dxa"/>
+            <w:tcW w:w="2127" w:type="dxa"/>
             <w:vAlign w:val="center"/>
           </w:tcPr>
           <w:p>
             <w:pPr>
-              <w:spacing w:before="100" w:beforeAutospacing="1" w:after="100" w:afterAutospacing="1" w:line="360" w:lineRule="auto"/>
+              <w:spacing w:line="360" w:lineRule="auto"/>
               <w:jc w:val="center"/>
               <w:rPr>
                 <w:rFonts w:eastAsia="Times New Roman" w:cs="Calibri"/>
@@ -1157,7 +1254,8 @@
         </w:tc>
         <w:tc>
           <w:tcPr>
-            <w:tcW w:w="6656" w:type="dxa"/>
+            <w:tcW w:w="7223" w:type="dxa"/>
+            <w:vAlign w:val="center"/>
           </w:tcPr>
           <w:p>
             <w:pPr>
@@ -1166,7 +1264,7 @@
                 <w:ilvl w:val="0"/>
                 <w:numId w:val="3"/>
               </w:numPr>
-              <w:spacing w:before="100" w:beforeAutospacing="1" w:after="100" w:afterAutospacing="1" w:line="360" w:lineRule="auto"/>
+              <w:spacing w:line="360" w:lineRule="auto"/>
               <w:cnfStyle w:val="000000100000" w:firstRow="0" w:lastRow="0" w:firstColumn="0" w:lastColumn="0" w:oddVBand="0" w:evenVBand="0" w:oddHBand="1" w:evenHBand="0" w:firstRowFirstColumn="0" w:firstRowLastColumn="0" w:lastRowFirstColumn="0" w:lastRowLastColumn="0"/>
               <w:rPr>
                 <w:rFonts w:eastAsia="Times New Roman" w:cs="Calibri"/>
@@ -1202,10 +1300,10 @@
     </w:tbl>
     <w:p>
       <w:pPr>
-        <w:pStyle w:val="Heading3"/>
-        <w:rPr>
-          <w:i/>
-          <w:iCs/>
+        <w:pStyle w:val="BodyText"/>
+        <w:rPr>
+          <w:sz w:val="22"/>
+          <w:szCs w:val="22"/>
           <w:lang w:eastAsia="de-DE"/>
         </w:rPr>
       </w:pPr>
@@ -1218,26 +1316,69 @@
           <w:numId w:val="4"/>
         </w:numPr>
         <w:rPr>
+          <w:b/>
+          <w:bCs/>
+          <w:sz w:val="22"/>
+          <w:szCs w:val="22"/>
+          <w:lang w:eastAsia="de-DE"/>
+        </w:rPr>
+        <w:sectPr>
+          <w:pgSz w:w="12240" w:h="15840"/>
+          <w:pgMar w:top="1440" w:right="1440" w:bottom="1440" w:left="1440" w:header="720" w:footer="720" w:gutter="0"/>
+          <w:cols w:space="720"/>
+          <w:docGrid w:linePitch="360"/>
+        </w:sectPr>
+      </w:pPr>
+    </w:p>
+    <w:p>
+      <w:pPr>
+        <w:rPr>
           <w:rFonts w:eastAsiaTheme="majorEastAsia" w:cstheme="majorBidi"/>
           <w:b/>
           <w:bCs/>
           <w:color w:val="0F4761" w:themeColor="accent1" w:themeShade="BF"/>
+          <w:sz w:val="22"/>
+          <w:szCs w:val="22"/>
           <w:lang w:eastAsia="de-DE"/>
         </w:rPr>
       </w:pPr>
-      <w:commentRangeStart w:id="1"/>
       <w:r>
         <w:rPr>
           <w:b/>
           <w:bCs/>
+          <w:sz w:val="22"/>
+          <w:szCs w:val="22"/>
           <w:lang w:eastAsia="de-DE"/>
         </w:rPr>
-        <w:t xml:space="preserve">Alignment </w:t>
+        <w:lastRenderedPageBreak/>
+        <w:t xml:space="preserve">2.2. </w:t>
       </w:r>
       <w:r>
         <w:rPr>
           <w:b/>
           <w:bCs/>
+          <w:sz w:val="22"/>
+          <w:szCs w:val="22"/>
+          <w:lang w:eastAsia="de-DE"/>
+        </w:rPr>
+        <w:t>Description</w:t>
+      </w:r>
+      <w:r>
+        <w:rPr>
+          <w:b/>
+          <w:bCs/>
+          <w:sz w:val="22"/>
+          <w:szCs w:val="22"/>
+          <w:lang w:eastAsia="de-DE"/>
+        </w:rPr>
+        <w:t xml:space="preserve"> </w:t>
+      </w:r>
+      <w:r>
+        <w:rPr>
+          <w:b/>
+          <w:bCs/>
+          <w:sz w:val="22"/>
+          <w:szCs w:val="22"/>
           <w:lang w:eastAsia="de-DE"/>
         </w:rPr>
         <w:t xml:space="preserve">of trial design </w:t>
@@ -1246,14 +1387,18 @@
         <w:rPr>
           <w:b/>
           <w:bCs/>
+          <w:sz w:val="22"/>
+          <w:szCs w:val="22"/>
           <w:lang w:eastAsia="de-DE"/>
         </w:rPr>
-        <w:t>and</w:t>
+        <w:t>aligned with</w:t>
       </w:r>
       <w:r>
         <w:rPr>
           <w:b/>
           <w:bCs/>
+          <w:sz w:val="22"/>
+          <w:szCs w:val="22"/>
           <w:lang w:eastAsia="de-DE"/>
         </w:rPr>
         <w:t xml:space="preserve"> </w:t>
@@ -1262,6 +1407,8 @@
         <w:rPr>
           <w:b/>
           <w:bCs/>
+          <w:sz w:val="22"/>
+          <w:szCs w:val="22"/>
           <w:lang w:eastAsia="de-DE"/>
         </w:rPr>
         <w:t xml:space="preserve">reported </w:t>
@@ -1270,23 +1417,11 @@
         <w:rPr>
           <w:b/>
           <w:bCs/>
+          <w:sz w:val="22"/>
+          <w:szCs w:val="22"/>
           <w:lang w:eastAsia="de-DE"/>
         </w:rPr>
         <w:t>specific study hypothesis</w:t>
-      </w:r>
-      <w:commentRangeEnd w:id="1"/>
-      <w:r>
-        <w:rPr>
-          <w:rStyle w:val="CommentReference"/>
-          <w:rFonts w:eastAsiaTheme="majorEastAsia" w:cstheme="majorBidi"/>
-          <w:b/>
-          <w:bCs/>
-          <w:color w:val="0F4761" w:themeColor="accent1" w:themeShade="BF"/>
-          <w:sz w:val="24"/>
-          <w:szCs w:val="24"/>
-          <w:lang w:eastAsia="de-DE"/>
-        </w:rPr>
-        <w:commentReference w:id="1"/>
       </w:r>
     </w:p>
     <w:tbl>
@@ -1296,8 +1431,8 @@
         <w:tblLook w:val="04A0" w:firstRow="1" w:lastRow="0" w:firstColumn="1" w:lastColumn="0" w:noHBand="0" w:noVBand="1"/>
       </w:tblPr>
       <w:tblGrid>
-        <w:gridCol w:w="2694"/>
-        <w:gridCol w:w="6656"/>
+        <w:gridCol w:w="2127"/>
+        <w:gridCol w:w="7223"/>
       </w:tblGrid>
       <w:tr>
         <w:trPr>
@@ -1306,11 +1441,12 @@
         <w:tc>
           <w:tcPr>
             <w:cnfStyle w:val="001000000100" w:firstRow="0" w:lastRow="0" w:firstColumn="1" w:lastColumn="0" w:oddVBand="0" w:evenVBand="0" w:oddHBand="0" w:evenHBand="0" w:firstRowFirstColumn="1" w:firstRowLastColumn="0" w:lastRowFirstColumn="0" w:lastRowLastColumn="0"/>
-            <w:tcW w:w="2694" w:type="dxa"/>
+            <w:tcW w:w="2127" w:type="dxa"/>
+            <w:vAlign w:val="center"/>
           </w:tcPr>
           <w:p>
             <w:pPr>
-              <w:spacing w:before="100" w:beforeAutospacing="1" w:after="100" w:afterAutospacing="1" w:line="360" w:lineRule="auto"/>
+              <w:spacing w:line="360" w:lineRule="auto"/>
               <w:jc w:val="center"/>
               <w:rPr>
                 <w:rFonts w:asciiTheme="minorHAnsi" w:eastAsia="Times New Roman" w:hAnsiTheme="minorHAnsi" w:cstheme="minorHAnsi"/>
@@ -1342,11 +1478,12 @@
         </w:tc>
         <w:tc>
           <w:tcPr>
-            <w:tcW w:w="6656" w:type="dxa"/>
+            <w:tcW w:w="7223" w:type="dxa"/>
+            <w:vAlign w:val="center"/>
           </w:tcPr>
           <w:p>
             <w:pPr>
-              <w:spacing w:before="100" w:beforeAutospacing="1" w:after="100" w:afterAutospacing="1" w:line="360" w:lineRule="auto"/>
+              <w:spacing w:line="360" w:lineRule="auto"/>
               <w:cnfStyle w:val="100000000000" w:firstRow="1" w:lastRow="0" w:firstColumn="0" w:lastColumn="0" w:oddVBand="0" w:evenVBand="0" w:oddHBand="0" w:evenHBand="0" w:firstRowFirstColumn="0" w:firstRowLastColumn="0" w:lastRowFirstColumn="0" w:lastRowLastColumn="0"/>
               <w:rPr>
                 <w:rFonts w:asciiTheme="minorHAnsi" w:eastAsia="Times New Roman" w:hAnsiTheme="minorHAnsi" w:cstheme="minorHAnsi"/>
@@ -1384,11 +1521,12 @@
         <w:tc>
           <w:tcPr>
             <w:cnfStyle w:val="001000000000" w:firstRow="0" w:lastRow="0" w:firstColumn="1" w:lastColumn="0" w:oddVBand="0" w:evenVBand="0" w:oddHBand="0" w:evenHBand="0" w:firstRowFirstColumn="0" w:firstRowLastColumn="0" w:lastRowFirstColumn="0" w:lastRowLastColumn="0"/>
-            <w:tcW w:w="2694" w:type="dxa"/>
+            <w:tcW w:w="2127" w:type="dxa"/>
+            <w:vAlign w:val="center"/>
           </w:tcPr>
           <w:p>
             <w:pPr>
-              <w:spacing w:before="100" w:beforeAutospacing="1" w:after="100" w:afterAutospacing="1" w:line="360" w:lineRule="auto"/>
+              <w:spacing w:line="360" w:lineRule="auto"/>
               <w:jc w:val="center"/>
               <w:rPr>
                 <w:rFonts w:asciiTheme="minorHAnsi" w:eastAsia="Times New Roman" w:hAnsiTheme="minorHAnsi" w:cstheme="minorHAnsi"/>
@@ -1420,7 +1558,8 @@
         </w:tc>
         <w:tc>
           <w:tcPr>
-            <w:tcW w:w="6656" w:type="dxa"/>
+            <w:tcW w:w="7223" w:type="dxa"/>
+            <w:vAlign w:val="center"/>
           </w:tcPr>
           <w:p>
             <w:pPr>
@@ -1429,7 +1568,7 @@
                 <w:ilvl w:val="0"/>
                 <w:numId w:val="3"/>
               </w:numPr>
-              <w:spacing w:before="100" w:beforeAutospacing="1" w:after="100" w:afterAutospacing="1" w:line="360" w:lineRule="auto"/>
+              <w:spacing w:line="360" w:lineRule="auto"/>
               <w:cnfStyle w:val="000000100000" w:firstRow="0" w:lastRow="0" w:firstColumn="0" w:lastColumn="0" w:oddVBand="0" w:evenVBand="0" w:oddHBand="1" w:evenHBand="0" w:firstRowFirstColumn="0" w:firstRowLastColumn="0" w:lastRowFirstColumn="0" w:lastRowLastColumn="0"/>
               <w:rPr>
                 <w:rFonts w:eastAsia="Times New Roman" w:cstheme="minorHAnsi"/>
@@ -1456,11 +1595,12 @@
         <w:tc>
           <w:tcPr>
             <w:cnfStyle w:val="001000000000" w:firstRow="0" w:lastRow="0" w:firstColumn="1" w:lastColumn="0" w:oddVBand="0" w:evenVBand="0" w:oddHBand="0" w:evenHBand="0" w:firstRowFirstColumn="0" w:firstRowLastColumn="0" w:lastRowFirstColumn="0" w:lastRowLastColumn="0"/>
-            <w:tcW w:w="2694" w:type="dxa"/>
+            <w:tcW w:w="2127" w:type="dxa"/>
+            <w:vAlign w:val="center"/>
           </w:tcPr>
           <w:p>
             <w:pPr>
-              <w:spacing w:before="100" w:beforeAutospacing="1" w:after="100" w:afterAutospacing="1" w:line="360" w:lineRule="auto"/>
+              <w:spacing w:line="360" w:lineRule="auto"/>
               <w:jc w:val="center"/>
               <w:rPr>
                 <w:rFonts w:asciiTheme="minorHAnsi" w:eastAsia="Times New Roman" w:hAnsiTheme="minorHAnsi" w:cstheme="minorHAnsi"/>
@@ -1486,14 +1626,14 @@
                 <w:szCs w:val="20"/>
                 <w:lang w:eastAsia="de-DE"/>
               </w:rPr>
-              <w:lastRenderedPageBreak/>
               <w:t>No</w:t>
             </w:r>
           </w:p>
         </w:tc>
         <w:tc>
           <w:tcPr>
-            <w:tcW w:w="6656" w:type="dxa"/>
+            <w:tcW w:w="7223" w:type="dxa"/>
+            <w:vAlign w:val="center"/>
           </w:tcPr>
           <w:p>
             <w:pPr>
@@ -1502,7 +1642,7 @@
                 <w:ilvl w:val="0"/>
                 <w:numId w:val="3"/>
               </w:numPr>
-              <w:spacing w:before="100" w:beforeAutospacing="1" w:after="100" w:afterAutospacing="1" w:line="360" w:lineRule="auto"/>
+              <w:spacing w:line="360" w:lineRule="auto"/>
               <w:cnfStyle w:val="000000000000" w:firstRow="0" w:lastRow="0" w:firstColumn="0" w:lastColumn="0" w:oddVBand="0" w:evenVBand="0" w:oddHBand="0" w:evenHBand="0" w:firstRowFirstColumn="0" w:firstRowLastColumn="0" w:lastRowFirstColumn="0" w:lastRowLastColumn="0"/>
               <w:rPr>
                 <w:rFonts w:eastAsia="Times New Roman" w:cstheme="minorHAnsi"/>
@@ -1530,17 +1670,7 @@
                 <w:szCs w:val="20"/>
                 <w:lang w:eastAsia="de-DE"/>
               </w:rPr>
-              <w:t xml:space="preserve">description </w:t>
-            </w:r>
-            <w:r>
-              <w:rPr>
-                <w:rFonts w:eastAsia="Times New Roman" w:cstheme="minorHAnsi"/>
-                <w:color w:val="000000" w:themeColor="text1"/>
-                <w:sz w:val="20"/>
-                <w:szCs w:val="20"/>
-                <w:lang w:eastAsia="de-DE"/>
-              </w:rPr>
-              <w:t xml:space="preserve">of </w:t>
+              <w:t xml:space="preserve">description of </w:t>
             </w:r>
             <w:r>
               <w:rPr>
@@ -1570,7 +1700,7 @@
                 <w:ilvl w:val="0"/>
                 <w:numId w:val="3"/>
               </w:numPr>
-              <w:spacing w:before="100" w:beforeAutospacing="1" w:after="100" w:afterAutospacing="1" w:line="360" w:lineRule="auto"/>
+              <w:spacing w:line="360" w:lineRule="auto"/>
               <w:cnfStyle w:val="000000000000" w:firstRow="0" w:lastRow="0" w:firstColumn="0" w:lastColumn="0" w:oddVBand="0" w:evenVBand="0" w:oddHBand="0" w:evenHBand="0" w:firstRowFirstColumn="0" w:firstRowLastColumn="0" w:lastRowFirstColumn="0" w:lastRowLastColumn="0"/>
               <w:rPr>
                 <w:rFonts w:eastAsia="Times New Roman" w:cstheme="minorHAnsi"/>
@@ -1598,7 +1728,7 @@
                 <w:ilvl w:val="0"/>
                 <w:numId w:val="3"/>
               </w:numPr>
-              <w:spacing w:before="100" w:beforeAutospacing="1" w:after="100" w:afterAutospacing="1" w:line="360" w:lineRule="auto"/>
+              <w:spacing w:line="360" w:lineRule="auto"/>
               <w:cnfStyle w:val="000000000000" w:firstRow="0" w:lastRow="0" w:firstColumn="0" w:lastColumn="0" w:oddVBand="0" w:evenVBand="0" w:oddHBand="0" w:evenHBand="0" w:firstRowFirstColumn="0" w:firstRowLastColumn="0" w:lastRowFirstColumn="0" w:lastRowLastColumn="0"/>
               <w:rPr>
                 <w:rFonts w:eastAsia="Times New Roman" w:cstheme="minorHAnsi"/>
@@ -1628,11 +1758,12 @@
         <w:tc>
           <w:tcPr>
             <w:cnfStyle w:val="001000000000" w:firstRow="0" w:lastRow="0" w:firstColumn="1" w:lastColumn="0" w:oddVBand="0" w:evenVBand="0" w:oddHBand="0" w:evenHBand="0" w:firstRowFirstColumn="0" w:firstRowLastColumn="0" w:lastRowFirstColumn="0" w:lastRowLastColumn="0"/>
-            <w:tcW w:w="2694" w:type="dxa"/>
+            <w:tcW w:w="2127" w:type="dxa"/>
+            <w:vAlign w:val="center"/>
           </w:tcPr>
           <w:p>
             <w:pPr>
-              <w:spacing w:before="100" w:beforeAutospacing="1" w:after="100" w:afterAutospacing="1" w:line="360" w:lineRule="auto"/>
+              <w:spacing w:line="360" w:lineRule="auto"/>
               <w:jc w:val="center"/>
               <w:rPr>
                 <w:rFonts w:asciiTheme="minorHAnsi" w:eastAsia="Times New Roman" w:hAnsiTheme="minorHAnsi" w:cstheme="minorHAnsi"/>
@@ -1664,7 +1795,8 @@
         </w:tc>
         <w:tc>
           <w:tcPr>
-            <w:tcW w:w="6656" w:type="dxa"/>
+            <w:tcW w:w="7223" w:type="dxa"/>
+            <w:vAlign w:val="center"/>
           </w:tcPr>
           <w:p>
             <w:pPr>
@@ -1673,7 +1805,7 @@
                 <w:ilvl w:val="0"/>
                 <w:numId w:val="3"/>
               </w:numPr>
-              <w:spacing w:before="100" w:beforeAutospacing="1" w:after="100" w:afterAutospacing="1" w:line="360" w:lineRule="auto"/>
+              <w:spacing w:line="360" w:lineRule="auto"/>
               <w:cnfStyle w:val="000000100000" w:firstRow="0" w:lastRow="0" w:firstColumn="0" w:lastColumn="0" w:oddVBand="0" w:evenVBand="0" w:oddHBand="1" w:evenHBand="0" w:firstRowFirstColumn="0" w:firstRowLastColumn="0" w:lastRowFirstColumn="0" w:lastRowLastColumn="0"/>
               <w:rPr>
                 <w:rFonts w:eastAsia="Times New Roman" w:cstheme="minorHAnsi"/>
@@ -1700,11 +1832,12 @@
         <w:tc>
           <w:tcPr>
             <w:cnfStyle w:val="001000000000" w:firstRow="0" w:lastRow="0" w:firstColumn="1" w:lastColumn="0" w:oddVBand="0" w:evenVBand="0" w:oddHBand="0" w:evenHBand="0" w:firstRowFirstColumn="0" w:firstRowLastColumn="0" w:lastRowFirstColumn="0" w:lastRowLastColumn="0"/>
-            <w:tcW w:w="2694" w:type="dxa"/>
+            <w:tcW w:w="2127" w:type="dxa"/>
+            <w:vAlign w:val="center"/>
           </w:tcPr>
           <w:p>
             <w:pPr>
-              <w:spacing w:before="100" w:beforeAutospacing="1" w:after="100" w:afterAutospacing="1" w:line="360" w:lineRule="auto"/>
+              <w:spacing w:line="360" w:lineRule="auto"/>
               <w:jc w:val="center"/>
               <w:rPr>
                 <w:rFonts w:asciiTheme="minorHAnsi" w:eastAsia="Times New Roman" w:hAnsiTheme="minorHAnsi" w:cstheme="minorHAnsi"/>
@@ -1736,7 +1869,8 @@
         </w:tc>
         <w:tc>
           <w:tcPr>
-            <w:tcW w:w="6656" w:type="dxa"/>
+            <w:tcW w:w="7223" w:type="dxa"/>
+            <w:vAlign w:val="center"/>
           </w:tcPr>
           <w:p>
             <w:pPr>
@@ -1745,7 +1879,7 @@
                 <w:ilvl w:val="0"/>
                 <w:numId w:val="3"/>
               </w:numPr>
-              <w:spacing w:before="100" w:beforeAutospacing="1" w:after="100" w:afterAutospacing="1" w:line="360" w:lineRule="auto"/>
+              <w:spacing w:line="360" w:lineRule="auto"/>
               <w:cnfStyle w:val="000000000000" w:firstRow="0" w:lastRow="0" w:firstColumn="0" w:lastColumn="0" w:oddVBand="0" w:evenVBand="0" w:oddHBand="0" w:evenHBand="0" w:firstRowFirstColumn="0" w:firstRowLastColumn="0" w:lastRowFirstColumn="0" w:lastRowLastColumn="0"/>
               <w:rPr>
                 <w:rFonts w:eastAsia="Times New Roman" w:cstheme="minorHAnsi"/>
@@ -1763,17 +1897,7 @@
                 <w:szCs w:val="20"/>
                 <w:lang w:eastAsia="de-DE"/>
               </w:rPr>
-              <w:t xml:space="preserve">no report of </w:t>
-            </w:r>
-            <w:r>
-              <w:rPr>
-                <w:rFonts w:eastAsia="Times New Roman" w:cs="Calibri"/>
-                <w:color w:val="000000" w:themeColor="text1"/>
-                <w:sz w:val="20"/>
-                <w:szCs w:val="20"/>
-                <w:lang w:eastAsia="de-DE"/>
-              </w:rPr>
-              <w:t xml:space="preserve">precise hypothesis for primary endpoint </w:t>
+              <w:t xml:space="preserve">no report of precise hypothesis for primary endpoint </w:t>
             </w:r>
             <w:r>
               <w:rPr>
@@ -1812,20 +1936,19 @@
     <w:p>
       <w:pPr>
         <w:rPr>
+          <w:sz w:val="22"/>
+          <w:szCs w:val="22"/>
           <w:lang w:eastAsia="de-DE"/>
         </w:rPr>
       </w:pPr>
     </w:p>
     <w:p>
       <w:pPr>
-        <w:pStyle w:val="ListParagraph"/>
-        <w:numPr>
-          <w:ilvl w:val="0"/>
-          <w:numId w:val="4"/>
-        </w:numPr>
         <w:rPr>
           <w:b/>
           <w:bCs/>
+          <w:sz w:val="22"/>
+          <w:szCs w:val="22"/>
           <w:lang w:eastAsia="de-DE"/>
         </w:rPr>
       </w:pPr>
@@ -1833,6 +1956,18 @@
         <w:rPr>
           <w:b/>
           <w:bCs/>
+          <w:sz w:val="22"/>
+          <w:szCs w:val="22"/>
+          <w:lang w:eastAsia="de-DE"/>
+        </w:rPr>
+        <w:t xml:space="preserve">Domain 3: </w:t>
+      </w:r>
+      <w:r>
+        <w:rPr>
+          <w:b/>
+          <w:bCs/>
+          <w:sz w:val="22"/>
+          <w:szCs w:val="22"/>
           <w:lang w:eastAsia="de-DE"/>
         </w:rPr>
         <w:t>Sample size based on a clinically relevant effect</w:t>
@@ -1845,8 +1980,8 @@
         <w:tblLook w:val="04A0" w:firstRow="1" w:lastRow="0" w:firstColumn="1" w:lastColumn="0" w:noHBand="0" w:noVBand="1"/>
       </w:tblPr>
       <w:tblGrid>
-        <w:gridCol w:w="2694"/>
-        <w:gridCol w:w="6656"/>
+        <w:gridCol w:w="2127"/>
+        <w:gridCol w:w="7223"/>
       </w:tblGrid>
       <w:tr>
         <w:trPr>
@@ -1855,11 +1990,12 @@
         <w:tc>
           <w:tcPr>
             <w:cnfStyle w:val="001000000100" w:firstRow="0" w:lastRow="0" w:firstColumn="1" w:lastColumn="0" w:oddVBand="0" w:evenVBand="0" w:oddHBand="0" w:evenHBand="0" w:firstRowFirstColumn="1" w:firstRowLastColumn="0" w:lastRowFirstColumn="0" w:lastRowLastColumn="0"/>
-            <w:tcW w:w="2694" w:type="dxa"/>
+            <w:tcW w:w="2127" w:type="dxa"/>
+            <w:vAlign w:val="center"/>
           </w:tcPr>
           <w:p>
             <w:pPr>
-              <w:spacing w:before="100" w:beforeAutospacing="1" w:after="100" w:afterAutospacing="1" w:line="360" w:lineRule="auto"/>
+              <w:spacing w:line="360" w:lineRule="auto"/>
               <w:jc w:val="center"/>
               <w:rPr>
                 <w:rFonts w:eastAsia="Times New Roman" w:cs="Calibri"/>
@@ -1919,11 +2055,12 @@
         </w:tc>
         <w:tc>
           <w:tcPr>
-            <w:tcW w:w="6656" w:type="dxa"/>
+            <w:tcW w:w="7223" w:type="dxa"/>
+            <w:vAlign w:val="center"/>
           </w:tcPr>
           <w:p>
             <w:pPr>
-              <w:spacing w:before="100" w:beforeAutospacing="1" w:after="100" w:afterAutospacing="1" w:line="360" w:lineRule="auto"/>
+              <w:spacing w:line="360" w:lineRule="auto"/>
               <w:cnfStyle w:val="100000000000" w:firstRow="1" w:lastRow="0" w:firstColumn="0" w:lastColumn="0" w:oddVBand="0" w:evenVBand="0" w:oddHBand="0" w:evenHBand="0" w:firstRowFirstColumn="0" w:firstRowLastColumn="0" w:lastRowFirstColumn="0" w:lastRowLastColumn="0"/>
               <w:rPr>
                 <w:rFonts w:eastAsia="Times New Roman" w:cs="Calibri"/>
@@ -1975,12 +2112,12 @@
         <w:tc>
           <w:tcPr>
             <w:cnfStyle w:val="001000000000" w:firstRow="0" w:lastRow="0" w:firstColumn="1" w:lastColumn="0" w:oddVBand="0" w:evenVBand="0" w:oddHBand="0" w:evenHBand="0" w:firstRowFirstColumn="0" w:firstRowLastColumn="0" w:lastRowFirstColumn="0" w:lastRowLastColumn="0"/>
-            <w:tcW w:w="2694" w:type="dxa"/>
+            <w:tcW w:w="2127" w:type="dxa"/>
             <w:vAlign w:val="center"/>
           </w:tcPr>
           <w:p>
             <w:pPr>
-              <w:spacing w:before="100" w:beforeAutospacing="1" w:after="100" w:afterAutospacing="1" w:line="360" w:lineRule="auto"/>
+              <w:spacing w:line="360" w:lineRule="auto"/>
               <w:jc w:val="center"/>
               <w:rPr>
                 <w:rFonts w:eastAsia="Times New Roman" w:cs="Calibri"/>
@@ -2012,7 +2149,8 @@
         </w:tc>
         <w:tc>
           <w:tcPr>
-            <w:tcW w:w="6656" w:type="dxa"/>
+            <w:tcW w:w="7223" w:type="dxa"/>
+            <w:vAlign w:val="center"/>
           </w:tcPr>
           <w:p>
             <w:pPr>
@@ -2021,7 +2159,7 @@
                 <w:ilvl w:val="0"/>
                 <w:numId w:val="3"/>
               </w:numPr>
-              <w:spacing w:before="100" w:beforeAutospacing="1" w:after="100" w:afterAutospacing="1" w:line="360" w:lineRule="auto"/>
+              <w:spacing w:line="360" w:lineRule="auto"/>
               <w:cnfStyle w:val="000000100000" w:firstRow="0" w:lastRow="0" w:firstColumn="0" w:lastColumn="0" w:oddVBand="0" w:evenVBand="0" w:oddHBand="1" w:evenHBand="0" w:firstRowFirstColumn="0" w:firstRowLastColumn="0" w:lastRowFirstColumn="0" w:lastRowLastColumn="0"/>
               <w:rPr>
                 <w:rFonts w:eastAsia="Times New Roman" w:cs="Calibri"/>
@@ -2138,12 +2276,12 @@
         <w:tc>
           <w:tcPr>
             <w:cnfStyle w:val="001000000000" w:firstRow="0" w:lastRow="0" w:firstColumn="1" w:lastColumn="0" w:oddVBand="0" w:evenVBand="0" w:oddHBand="0" w:evenHBand="0" w:firstRowFirstColumn="0" w:firstRowLastColumn="0" w:lastRowFirstColumn="0" w:lastRowLastColumn="0"/>
-            <w:tcW w:w="2694" w:type="dxa"/>
+            <w:tcW w:w="2127" w:type="dxa"/>
             <w:vAlign w:val="center"/>
           </w:tcPr>
           <w:p>
             <w:pPr>
-              <w:spacing w:before="100" w:beforeAutospacing="1" w:after="100" w:afterAutospacing="1" w:line="360" w:lineRule="auto"/>
+              <w:spacing w:line="360" w:lineRule="auto"/>
               <w:jc w:val="center"/>
               <w:rPr>
                 <w:rFonts w:eastAsia="Times New Roman" w:cs="Calibri"/>
@@ -2175,7 +2313,8 @@
         </w:tc>
         <w:tc>
           <w:tcPr>
-            <w:tcW w:w="6656" w:type="dxa"/>
+            <w:tcW w:w="7223" w:type="dxa"/>
+            <w:vAlign w:val="center"/>
           </w:tcPr>
           <w:p>
             <w:pPr>
@@ -2184,7 +2323,7 @@
                 <w:ilvl w:val="0"/>
                 <w:numId w:val="3"/>
               </w:numPr>
-              <w:spacing w:before="100" w:beforeAutospacing="1" w:after="100" w:afterAutospacing="1" w:line="360" w:lineRule="auto"/>
+              <w:spacing w:line="360" w:lineRule="auto"/>
               <w:cnfStyle w:val="000000000000" w:firstRow="0" w:lastRow="0" w:firstColumn="0" w:lastColumn="0" w:oddVBand="0" w:evenVBand="0" w:oddHBand="0" w:evenHBand="0" w:firstRowFirstColumn="0" w:firstRowLastColumn="0" w:lastRowFirstColumn="0" w:lastRowLastColumn="0"/>
               <w:rPr>
                 <w:rFonts w:eastAsia="Times New Roman" w:cs="Calibri"/>
@@ -2212,7 +2351,7 @@
                 <w:ilvl w:val="0"/>
                 <w:numId w:val="3"/>
               </w:numPr>
-              <w:spacing w:before="100" w:beforeAutospacing="1" w:after="100" w:afterAutospacing="1" w:line="360" w:lineRule="auto"/>
+              <w:spacing w:line="360" w:lineRule="auto"/>
               <w:cnfStyle w:val="000000000000" w:firstRow="0" w:lastRow="0" w:firstColumn="0" w:lastColumn="0" w:oddVBand="0" w:evenVBand="0" w:oddHBand="0" w:evenHBand="0" w:firstRowFirstColumn="0" w:firstRowLastColumn="0" w:lastRowFirstColumn="0" w:lastRowLastColumn="0"/>
               <w:rPr>
                 <w:rFonts w:eastAsia="Times New Roman" w:cs="Calibri"/>
@@ -2242,12 +2381,12 @@
         <w:tc>
           <w:tcPr>
             <w:cnfStyle w:val="001000000000" w:firstRow="0" w:lastRow="0" w:firstColumn="1" w:lastColumn="0" w:oddVBand="0" w:evenVBand="0" w:oddHBand="0" w:evenHBand="0" w:firstRowFirstColumn="0" w:firstRowLastColumn="0" w:lastRowFirstColumn="0" w:lastRowLastColumn="0"/>
-            <w:tcW w:w="2694" w:type="dxa"/>
+            <w:tcW w:w="2127" w:type="dxa"/>
             <w:vAlign w:val="center"/>
           </w:tcPr>
           <w:p>
             <w:pPr>
-              <w:spacing w:before="100" w:beforeAutospacing="1" w:after="100" w:afterAutospacing="1" w:line="360" w:lineRule="auto"/>
+              <w:spacing w:line="360" w:lineRule="auto"/>
               <w:jc w:val="center"/>
               <w:rPr>
                 <w:rFonts w:eastAsia="Times New Roman" w:cs="Calibri"/>
@@ -2279,7 +2418,8 @@
         </w:tc>
         <w:tc>
           <w:tcPr>
-            <w:tcW w:w="6656" w:type="dxa"/>
+            <w:tcW w:w="7223" w:type="dxa"/>
+            <w:vAlign w:val="center"/>
           </w:tcPr>
           <w:p>
             <w:pPr>
@@ -2288,7 +2428,7 @@
                 <w:ilvl w:val="0"/>
                 <w:numId w:val="3"/>
               </w:numPr>
-              <w:spacing w:before="100" w:beforeAutospacing="1" w:after="100" w:afterAutospacing="1" w:line="360" w:lineRule="auto"/>
+              <w:spacing w:line="360" w:lineRule="auto"/>
               <w:cnfStyle w:val="000000100000" w:firstRow="0" w:lastRow="0" w:firstColumn="0" w:lastColumn="0" w:oddVBand="0" w:evenVBand="0" w:oddHBand="1" w:evenHBand="0" w:firstRowFirstColumn="0" w:firstRowLastColumn="0" w:lastRowFirstColumn="0" w:lastRowLastColumn="0"/>
               <w:rPr>
                 <w:rFonts w:eastAsia="Times New Roman" w:cs="Calibri"/>
@@ -2345,12 +2485,12 @@
         <w:tc>
           <w:tcPr>
             <w:cnfStyle w:val="001000000000" w:firstRow="0" w:lastRow="0" w:firstColumn="1" w:lastColumn="0" w:oddVBand="0" w:evenVBand="0" w:oddHBand="0" w:evenHBand="0" w:firstRowFirstColumn="0" w:firstRowLastColumn="0" w:lastRowFirstColumn="0" w:lastRowLastColumn="0"/>
-            <w:tcW w:w="2694" w:type="dxa"/>
+            <w:tcW w:w="2127" w:type="dxa"/>
             <w:vAlign w:val="center"/>
           </w:tcPr>
           <w:p>
             <w:pPr>
-              <w:spacing w:before="100" w:beforeAutospacing="1" w:after="100" w:afterAutospacing="1" w:line="360" w:lineRule="auto"/>
+              <w:spacing w:line="360" w:lineRule="auto"/>
               <w:jc w:val="center"/>
               <w:rPr>
                 <w:rFonts w:eastAsia="Times New Roman" w:cs="Calibri"/>
@@ -2382,7 +2522,8 @@
         </w:tc>
         <w:tc>
           <w:tcPr>
-            <w:tcW w:w="6656" w:type="dxa"/>
+            <w:tcW w:w="7223" w:type="dxa"/>
+            <w:vAlign w:val="center"/>
           </w:tcPr>
           <w:p>
             <w:pPr>
@@ -2391,7 +2532,7 @@
                 <w:ilvl w:val="0"/>
                 <w:numId w:val="3"/>
               </w:numPr>
-              <w:spacing w:before="100" w:beforeAutospacing="1" w:after="100" w:afterAutospacing="1" w:line="360" w:lineRule="auto"/>
+              <w:spacing w:line="360" w:lineRule="auto"/>
               <w:cnfStyle w:val="000000000000" w:firstRow="0" w:lastRow="0" w:firstColumn="0" w:lastColumn="0" w:oddVBand="0" w:evenVBand="0" w:oddHBand="0" w:evenHBand="0" w:firstRowFirstColumn="0" w:firstRowLastColumn="0" w:lastRowFirstColumn="0" w:lastRowLastColumn="0"/>
               <w:rPr>
                 <w:rFonts w:eastAsia="Times New Roman" w:cs="Calibri"/>
@@ -2439,7 +2580,7 @@
                 <w:ilvl w:val="0"/>
                 <w:numId w:val="3"/>
               </w:numPr>
-              <w:spacing w:before="100" w:beforeAutospacing="1" w:after="100" w:afterAutospacing="1" w:line="360" w:lineRule="auto"/>
+              <w:spacing w:line="360" w:lineRule="auto"/>
               <w:cnfStyle w:val="000000000000" w:firstRow="0" w:lastRow="0" w:firstColumn="0" w:lastColumn="0" w:oddVBand="0" w:evenVBand="0" w:oddHBand="0" w:evenHBand="0" w:firstRowFirstColumn="0" w:firstRowLastColumn="0" w:lastRowFirstColumn="0" w:lastRowLastColumn="0"/>
               <w:rPr>
                 <w:rFonts w:eastAsia="Times New Roman" w:cs="Calibri"/>
@@ -2477,7 +2618,7 @@
                 <w:ilvl w:val="0"/>
                 <w:numId w:val="3"/>
               </w:numPr>
-              <w:spacing w:before="100" w:beforeAutospacing="1" w:after="100" w:afterAutospacing="1" w:line="360" w:lineRule="auto"/>
+              <w:spacing w:line="360" w:lineRule="auto"/>
               <w:cnfStyle w:val="000000000000" w:firstRow="0" w:lastRow="0" w:firstColumn="0" w:lastColumn="0" w:oddVBand="0" w:evenVBand="0" w:oddHBand="0" w:evenHBand="0" w:firstRowFirstColumn="0" w:firstRowLastColumn="0" w:lastRowFirstColumn="0" w:lastRowLastColumn="0"/>
               <w:rPr>
                 <w:rFonts w:eastAsia="Times New Roman" w:cs="Calibri"/>
@@ -2515,7 +2656,27 @@
                 <w:szCs w:val="20"/>
                 <w:lang w:eastAsia="de-DE"/>
               </w:rPr>
-              <w:t xml:space="preserve">, i.e. no report of </w:t>
+              <w:t>, i.e.</w:t>
+            </w:r>
+            <w:r>
+              <w:rPr>
+                <w:rFonts w:eastAsia="Times New Roman" w:cs="Calibri"/>
+                <w:color w:val="000000" w:themeColor="text1"/>
+                <w:sz w:val="20"/>
+                <w:szCs w:val="20"/>
+                <w:lang w:eastAsia="de-DE"/>
+              </w:rPr>
+              <w:t>,</w:t>
+            </w:r>
+            <w:r>
+              <w:rPr>
+                <w:rFonts w:eastAsia="Times New Roman" w:cs="Calibri"/>
+                <w:color w:val="000000" w:themeColor="text1"/>
+                <w:sz w:val="20"/>
+                <w:szCs w:val="20"/>
+                <w:lang w:eastAsia="de-DE"/>
+              </w:rPr>
+              <w:t xml:space="preserve"> no report of </w:t>
             </w:r>
             <w:r>
               <w:rPr>
@@ -2534,6 +2695,8 @@
     <w:p>
       <w:pPr>
         <w:rPr>
+          <w:sz w:val="22"/>
+          <w:szCs w:val="22"/>
           <w:lang w:eastAsia="de-DE"/>
         </w:rPr>
       </w:pPr>
@@ -2541,29 +2704,29 @@
     <w:p>
       <w:pPr>
         <w:rPr>
+          <w:b/>
+          <w:bCs/>
+          <w:sz w:val="22"/>
+          <w:szCs w:val="22"/>
           <w:lang w:eastAsia="de-DE"/>
         </w:rPr>
+        <w:sectPr>
+          <w:pgSz w:w="12240" w:h="15840"/>
+          <w:pgMar w:top="1440" w:right="1440" w:bottom="1440" w:left="1440" w:header="720" w:footer="720" w:gutter="0"/>
+          <w:cols w:space="720"/>
+          <w:docGrid w:linePitch="360"/>
+        </w:sectPr>
       </w:pPr>
     </w:p>
     <w:p>
       <w:pPr>
-        <w:rPr>
-          <w:lang w:eastAsia="de-DE"/>
-        </w:rPr>
-      </w:pPr>
-    </w:p>
-    <w:p>
-      <w:pPr>
-        <w:pStyle w:val="ListParagraph"/>
-        <w:numPr>
-          <w:ilvl w:val="0"/>
-          <w:numId w:val="4"/>
-        </w:numPr>
         <w:rPr>
           <w:rFonts w:eastAsiaTheme="majorEastAsia" w:cstheme="majorBidi"/>
           <w:b/>
           <w:bCs/>
           <w:color w:val="0F4761" w:themeColor="accent1" w:themeShade="BF"/>
+          <w:sz w:val="22"/>
+          <w:szCs w:val="22"/>
           <w:lang w:eastAsia="de-DE"/>
         </w:rPr>
       </w:pPr>
@@ -2571,9 +2734,21 @@
         <w:rPr>
           <w:b/>
           <w:bCs/>
+          <w:sz w:val="22"/>
+          <w:szCs w:val="22"/>
           <w:lang w:eastAsia="de-DE"/>
         </w:rPr>
         <w:lastRenderedPageBreak/>
+        <w:t xml:space="preserve">Domain 4: </w:t>
+      </w:r>
+      <w:r>
+        <w:rPr>
+          <w:b/>
+          <w:bCs/>
+          <w:sz w:val="22"/>
+          <w:szCs w:val="22"/>
+          <w:lang w:eastAsia="de-DE"/>
+        </w:rPr>
         <w:t>Discussion of the clinical relevance of the results</w:t>
       </w:r>
     </w:p>
@@ -2584,8 +2759,8 @@
         <w:tblLook w:val="04A0" w:firstRow="1" w:lastRow="0" w:firstColumn="1" w:lastColumn="0" w:noHBand="0" w:noVBand="1"/>
       </w:tblPr>
       <w:tblGrid>
-        <w:gridCol w:w="2694"/>
-        <w:gridCol w:w="6656"/>
+        <w:gridCol w:w="2127"/>
+        <w:gridCol w:w="7223"/>
       </w:tblGrid>
       <w:tr>
         <w:trPr>
@@ -2594,11 +2769,12 @@
         <w:tc>
           <w:tcPr>
             <w:cnfStyle w:val="001000000100" w:firstRow="0" w:lastRow="0" w:firstColumn="1" w:lastColumn="0" w:oddVBand="0" w:evenVBand="0" w:oddHBand="0" w:evenHBand="0" w:firstRowFirstColumn="1" w:firstRowLastColumn="0" w:lastRowFirstColumn="0" w:lastRowLastColumn="0"/>
-            <w:tcW w:w="2694" w:type="dxa"/>
+            <w:tcW w:w="2127" w:type="dxa"/>
+            <w:vAlign w:val="center"/>
           </w:tcPr>
           <w:p>
             <w:pPr>
-              <w:spacing w:before="100" w:beforeAutospacing="1" w:after="100" w:afterAutospacing="1" w:line="480" w:lineRule="auto"/>
+              <w:spacing w:line="360" w:lineRule="auto"/>
               <w:jc w:val="center"/>
               <w:rPr>
                 <w:rFonts w:eastAsia="Times New Roman" w:cs="Calibri"/>
@@ -2630,11 +2806,12 @@
         </w:tc>
         <w:tc>
           <w:tcPr>
-            <w:tcW w:w="6656" w:type="dxa"/>
+            <w:tcW w:w="7223" w:type="dxa"/>
+            <w:vAlign w:val="center"/>
           </w:tcPr>
           <w:p>
             <w:pPr>
-              <w:spacing w:before="100" w:beforeAutospacing="1" w:after="100" w:afterAutospacing="1" w:line="480" w:lineRule="auto"/>
+              <w:spacing w:line="360" w:lineRule="auto"/>
               <w:cnfStyle w:val="100000000000" w:firstRow="1" w:lastRow="0" w:firstColumn="0" w:lastColumn="0" w:oddVBand="0" w:evenVBand="0" w:oddHBand="0" w:evenHBand="0" w:firstRowFirstColumn="0" w:firstRowLastColumn="0" w:lastRowFirstColumn="0" w:lastRowLastColumn="0"/>
               <w:rPr>
                 <w:rFonts w:eastAsia="Times New Roman" w:cs="Calibri"/>
@@ -2672,12 +2849,12 @@
         <w:tc>
           <w:tcPr>
             <w:cnfStyle w:val="001000000000" w:firstRow="0" w:lastRow="0" w:firstColumn="1" w:lastColumn="0" w:oddVBand="0" w:evenVBand="0" w:oddHBand="0" w:evenHBand="0" w:firstRowFirstColumn="0" w:firstRowLastColumn="0" w:lastRowFirstColumn="0" w:lastRowLastColumn="0"/>
-            <w:tcW w:w="2694" w:type="dxa"/>
+            <w:tcW w:w="2127" w:type="dxa"/>
             <w:vAlign w:val="center"/>
           </w:tcPr>
           <w:p>
             <w:pPr>
-              <w:spacing w:before="100" w:beforeAutospacing="1" w:after="100" w:afterAutospacing="1" w:line="480" w:lineRule="auto"/>
+              <w:spacing w:line="360" w:lineRule="auto"/>
               <w:jc w:val="center"/>
               <w:rPr>
                 <w:rFonts w:eastAsia="Times New Roman" w:cs="Calibri"/>
@@ -2709,7 +2886,8 @@
         </w:tc>
         <w:tc>
           <w:tcPr>
-            <w:tcW w:w="6656" w:type="dxa"/>
+            <w:tcW w:w="7223" w:type="dxa"/>
+            <w:vAlign w:val="center"/>
           </w:tcPr>
           <w:p>
             <w:pPr>
@@ -2718,7 +2896,7 @@
                 <w:ilvl w:val="0"/>
                 <w:numId w:val="3"/>
               </w:numPr>
-              <w:spacing w:before="100" w:beforeAutospacing="1" w:after="100" w:afterAutospacing="1" w:line="480" w:lineRule="auto"/>
+              <w:spacing w:line="360" w:lineRule="auto"/>
               <w:cnfStyle w:val="000000100000" w:firstRow="0" w:lastRow="0" w:firstColumn="0" w:lastColumn="0" w:oddVBand="0" w:evenVBand="0" w:oddHBand="1" w:evenHBand="0" w:firstRowFirstColumn="0" w:firstRowLastColumn="0" w:lastRowFirstColumn="0" w:lastRowLastColumn="0"/>
               <w:rPr>
                 <w:rFonts w:eastAsia="Times New Roman" w:cs="Calibri"/>
@@ -2756,7 +2934,7 @@
                 <w:ilvl w:val="0"/>
                 <w:numId w:val="3"/>
               </w:numPr>
-              <w:spacing w:before="100" w:beforeAutospacing="1" w:after="100" w:afterAutospacing="1" w:line="480" w:lineRule="auto"/>
+              <w:spacing w:line="360" w:lineRule="auto"/>
               <w:cnfStyle w:val="000000100000" w:firstRow="0" w:lastRow="0" w:firstColumn="0" w:lastColumn="0" w:oddVBand="0" w:evenVBand="0" w:oddHBand="1" w:evenHBand="0" w:firstRowFirstColumn="0" w:firstRowLastColumn="0" w:lastRowFirstColumn="0" w:lastRowLastColumn="0"/>
               <w:rPr>
                 <w:rFonts w:eastAsia="Times New Roman" w:cs="Calibri"/>
@@ -2813,12 +2991,12 @@
         <w:tc>
           <w:tcPr>
             <w:cnfStyle w:val="001000000000" w:firstRow="0" w:lastRow="0" w:firstColumn="1" w:lastColumn="0" w:oddVBand="0" w:evenVBand="0" w:oddHBand="0" w:evenHBand="0" w:firstRowFirstColumn="0" w:firstRowLastColumn="0" w:lastRowFirstColumn="0" w:lastRowLastColumn="0"/>
-            <w:tcW w:w="2694" w:type="dxa"/>
+            <w:tcW w:w="2127" w:type="dxa"/>
             <w:vAlign w:val="center"/>
           </w:tcPr>
           <w:p>
             <w:pPr>
-              <w:spacing w:before="100" w:beforeAutospacing="1" w:after="100" w:afterAutospacing="1" w:line="480" w:lineRule="auto"/>
+              <w:spacing w:line="360" w:lineRule="auto"/>
               <w:jc w:val="center"/>
               <w:rPr>
                 <w:rFonts w:eastAsia="Times New Roman" w:cs="Calibri"/>
@@ -2850,7 +3028,8 @@
         </w:tc>
         <w:tc>
           <w:tcPr>
-            <w:tcW w:w="6656" w:type="dxa"/>
+            <w:tcW w:w="7223" w:type="dxa"/>
+            <w:vAlign w:val="center"/>
           </w:tcPr>
           <w:p>
             <w:pPr>
@@ -2859,7 +3038,7 @@
                 <w:ilvl w:val="0"/>
                 <w:numId w:val="3"/>
               </w:numPr>
-              <w:spacing w:before="100" w:beforeAutospacing="1" w:after="100" w:afterAutospacing="1" w:line="480" w:lineRule="auto"/>
+              <w:spacing w:line="360" w:lineRule="auto"/>
               <w:cnfStyle w:val="000000000000" w:firstRow="0" w:lastRow="0" w:firstColumn="0" w:lastColumn="0" w:oddVBand="0" w:evenVBand="0" w:oddHBand="0" w:evenHBand="0" w:firstRowFirstColumn="0" w:firstRowLastColumn="0" w:lastRowFirstColumn="0" w:lastRowLastColumn="0"/>
               <w:rPr>
                 <w:rFonts w:eastAsia="Times New Roman" w:cs="Calibri"/>
@@ -2899,12 +3078,12 @@
         <w:tc>
           <w:tcPr>
             <w:cnfStyle w:val="001000000000" w:firstRow="0" w:lastRow="0" w:firstColumn="1" w:lastColumn="0" w:oddVBand="0" w:evenVBand="0" w:oddHBand="0" w:evenHBand="0" w:firstRowFirstColumn="0" w:firstRowLastColumn="0" w:lastRowFirstColumn="0" w:lastRowLastColumn="0"/>
-            <w:tcW w:w="2694" w:type="dxa"/>
+            <w:tcW w:w="2127" w:type="dxa"/>
             <w:vAlign w:val="center"/>
           </w:tcPr>
           <w:p>
             <w:pPr>
-              <w:spacing w:before="100" w:beforeAutospacing="1" w:after="100" w:afterAutospacing="1" w:line="480" w:lineRule="auto"/>
+              <w:spacing w:line="360" w:lineRule="auto"/>
               <w:jc w:val="center"/>
               <w:rPr>
                 <w:rFonts w:eastAsia="Times New Roman" w:cs="Calibri"/>
@@ -2936,7 +3115,8 @@
         </w:tc>
         <w:tc>
           <w:tcPr>
-            <w:tcW w:w="6656" w:type="dxa"/>
+            <w:tcW w:w="7223" w:type="dxa"/>
+            <w:vAlign w:val="center"/>
           </w:tcPr>
           <w:p>
             <w:pPr>
@@ -2945,7 +3125,7 @@
                 <w:ilvl w:val="0"/>
                 <w:numId w:val="3"/>
               </w:numPr>
-              <w:spacing w:before="100" w:beforeAutospacing="1" w:after="100" w:afterAutospacing="1" w:line="480" w:lineRule="auto"/>
+              <w:spacing w:line="360" w:lineRule="auto"/>
               <w:cnfStyle w:val="000000100000" w:firstRow="0" w:lastRow="0" w:firstColumn="0" w:lastColumn="0" w:oddVBand="0" w:evenVBand="0" w:oddHBand="1" w:evenHBand="0" w:firstRowFirstColumn="0" w:firstRowLastColumn="0" w:lastRowFirstColumn="0" w:lastRowLastColumn="0"/>
               <w:rPr>
                 <w:rFonts w:eastAsia="Times New Roman" w:cs="Calibri"/>
@@ -3003,7 +3183,7 @@
                 <w:ilvl w:val="0"/>
                 <w:numId w:val="3"/>
               </w:numPr>
-              <w:spacing w:before="100" w:beforeAutospacing="1" w:after="100" w:afterAutospacing="1" w:line="480" w:lineRule="auto"/>
+              <w:spacing w:line="360" w:lineRule="auto"/>
               <w:cnfStyle w:val="000000100000" w:firstRow="0" w:lastRow="0" w:firstColumn="0" w:lastColumn="0" w:oddVBand="0" w:evenVBand="0" w:oddHBand="1" w:evenHBand="0" w:firstRowFirstColumn="0" w:firstRowLastColumn="0" w:lastRowFirstColumn="0" w:lastRowLastColumn="0"/>
               <w:rPr>
                 <w:rFonts w:eastAsia="Times New Roman" w:cs="Calibri"/>
@@ -3074,15 +3254,27 @@
           <w:lang w:val="en-US"/>
         </w:rPr>
       </w:pPr>
-      <w:bookmarkStart w:id="2" w:name="_Toc226121283"/>
+      <w:bookmarkStart w:id="1" w:name="_Toc226121283"/>
       <w:r>
+        <w:rPr>
+          <w:lang w:val="en-US"/>
+        </w:rPr>
         <w:lastRenderedPageBreak/>
-        <w:t xml:space="preserve">Supplemental digital content </w:t>
+        <w:t>Supplementa</w:t>
       </w:r>
       <w:r>
-        <w:t>2</w:t>
+        <w:rPr>
+          <w:lang w:val="en-US"/>
+        </w:rPr>
+        <w:t xml:space="preserve">l </w:t>
       </w:r>
-      <w:bookmarkEnd w:id="2"/>
+      <w:r>
+        <w:rPr>
+          <w:lang w:val="en-US"/>
+        </w:rPr>
+        <w:t>digital content 2</w:t>
+      </w:r>
+      <w:bookmarkEnd w:id="1"/>
     </w:p>
     <w:p>
       <w:pPr>
@@ -3127,7 +3319,6 @@
       <w:r>
         <w:rPr>
           <w:rFonts w:ascii="Calibri" w:eastAsia="Calibri" w:hAnsi="Calibri" w:cs="Times New Roman"/>
-          <w:noProof/>
           <w:sz w:val="22"/>
           <w:szCs w:val="22"/>
         </w:rPr>
@@ -3272,7 +3463,6 @@
       <w:r>
         <w:rPr>
           <w:rFonts w:ascii="Calibri" w:eastAsia="Calibri" w:hAnsi="Calibri" w:cs="Times New Roman"/>
-          <w:noProof/>
           <w:sz w:val="22"/>
           <w:szCs w:val="22"/>
         </w:rPr>
@@ -3431,7 +3621,6 @@
       <w:r>
         <w:rPr>
           <w:rFonts w:ascii="Calibri" w:eastAsia="Calibri" w:hAnsi="Calibri" w:cs="Times New Roman"/>
-          <w:noProof/>
           <w:sz w:val="22"/>
           <w:szCs w:val="22"/>
         </w:rPr>
@@ -3588,7 +3777,6 @@
       <w:r>
         <w:rPr>
           <w:rFonts w:ascii="Calibri" w:eastAsia="Calibri" w:hAnsi="Calibri" w:cs="Times New Roman"/>
-          <w:noProof/>
           <w:sz w:val="22"/>
           <w:szCs w:val="22"/>
         </w:rPr>
@@ -3873,7 +4061,6 @@
       <w:r>
         <w:rPr>
           <w:rFonts w:ascii="Calibri" w:eastAsia="Calibri" w:hAnsi="Calibri" w:cs="Times New Roman"/>
-          <w:noProof/>
           <w:sz w:val="22"/>
           <w:szCs w:val="22"/>
         </w:rPr>
@@ -4158,7 +4345,6 @@
       <w:r>
         <w:rPr>
           <w:rFonts w:ascii="Calibri" w:eastAsia="Calibri" w:hAnsi="Calibri" w:cs="Times New Roman"/>
-          <w:noProof/>
           <w:sz w:val="22"/>
           <w:szCs w:val="22"/>
         </w:rPr>
@@ -4308,7 +4494,6 @@
       <w:r>
         <w:rPr>
           <w:rFonts w:ascii="Calibri" w:eastAsia="Calibri" w:hAnsi="Calibri" w:cs="Times New Roman"/>
-          <w:noProof/>
           <w:sz w:val="22"/>
           <w:szCs w:val="22"/>
         </w:rPr>
@@ -4410,7 +4595,6 @@
       <w:r>
         <w:rPr>
           <w:rFonts w:ascii="Calibri" w:eastAsia="Calibri" w:hAnsi="Calibri" w:cs="Times New Roman"/>
-          <w:noProof/>
           <w:sz w:val="22"/>
           <w:szCs w:val="22"/>
         </w:rPr>
@@ -4491,7 +4675,6 @@
       <w:r>
         <w:rPr>
           <w:rFonts w:ascii="Calibri" w:eastAsia="Calibri" w:hAnsi="Calibri" w:cs="Times New Roman"/>
-          <w:noProof/>
           <w:sz w:val="22"/>
           <w:szCs w:val="22"/>
         </w:rPr>
@@ -4573,7 +4756,6 @@
       <w:r>
         <w:rPr>
           <w:rFonts w:ascii="Calibri" w:eastAsia="Calibri" w:hAnsi="Calibri" w:cs="Times New Roman"/>
-          <w:noProof/>
           <w:sz w:val="22"/>
           <w:szCs w:val="22"/>
         </w:rPr>
@@ -4692,7 +4874,6 @@
       <w:r>
         <w:rPr>
           <w:rFonts w:ascii="Calibri" w:eastAsia="Calibri" w:hAnsi="Calibri" w:cs="Times New Roman"/>
-          <w:noProof/>
           <w:sz w:val="22"/>
           <w:szCs w:val="22"/>
         </w:rPr>
@@ -4811,7 +4992,6 @@
       <w:r>
         <w:rPr>
           <w:rFonts w:ascii="Calibri" w:eastAsia="Calibri" w:hAnsi="Calibri" w:cs="Times New Roman"/>
-          <w:noProof/>
           <w:sz w:val="22"/>
           <w:szCs w:val="22"/>
         </w:rPr>
@@ -4940,7 +5120,6 @@
       <w:r>
         <w:rPr>
           <w:rFonts w:ascii="Calibri" w:eastAsia="Calibri" w:hAnsi="Calibri" w:cs="Times New Roman"/>
-          <w:noProof/>
           <w:sz w:val="22"/>
           <w:szCs w:val="22"/>
         </w:rPr>
@@ -5022,7 +5201,6 @@
       <w:r>
         <w:rPr>
           <w:rFonts w:ascii="Calibri" w:eastAsia="Calibri" w:hAnsi="Calibri" w:cs="Times New Roman"/>
-          <w:noProof/>
           <w:sz w:val="22"/>
           <w:szCs w:val="22"/>
         </w:rPr>
@@ -5084,7 +5262,6 @@
       <w:r>
         <w:rPr>
           <w:rFonts w:ascii="Calibri" w:eastAsia="Calibri" w:hAnsi="Calibri" w:cs="Times New Roman"/>
-          <w:noProof/>
           <w:sz w:val="22"/>
           <w:szCs w:val="22"/>
         </w:rPr>
@@ -5258,7 +5435,6 @@
       <w:r>
         <w:rPr>
           <w:rFonts w:ascii="Calibri" w:eastAsia="Calibri" w:hAnsi="Calibri" w:cs="Times New Roman"/>
-          <w:noProof/>
           <w:sz w:val="22"/>
           <w:szCs w:val="22"/>
         </w:rPr>
@@ -5471,7 +5647,6 @@
       <w:r>
         <w:rPr>
           <w:rFonts w:ascii="Calibri" w:eastAsia="Calibri" w:hAnsi="Calibri" w:cs="Times New Roman"/>
-          <w:noProof/>
           <w:sz w:val="22"/>
           <w:szCs w:val="22"/>
         </w:rPr>
@@ -5553,7 +5728,6 @@
       <w:r>
         <w:rPr>
           <w:rFonts w:ascii="Calibri" w:eastAsia="Calibri" w:hAnsi="Calibri" w:cs="Times New Roman"/>
-          <w:noProof/>
           <w:sz w:val="22"/>
           <w:szCs w:val="22"/>
         </w:rPr>
@@ -5635,7 +5809,6 @@
       <w:r>
         <w:rPr>
           <w:rFonts w:ascii="Calibri" w:eastAsia="Calibri" w:hAnsi="Calibri" w:cs="Times New Roman"/>
-          <w:noProof/>
           <w:sz w:val="22"/>
           <w:szCs w:val="22"/>
         </w:rPr>
@@ -5838,7 +6011,6 @@
       <w:r>
         <w:rPr>
           <w:rFonts w:ascii="Calibri" w:eastAsia="Calibri" w:hAnsi="Calibri" w:cs="Times New Roman"/>
-          <w:noProof/>
           <w:sz w:val="22"/>
           <w:szCs w:val="22"/>
         </w:rPr>
@@ -6309,7 +6481,6 @@
       <w:r>
         <w:rPr>
           <w:rFonts w:ascii="Calibri" w:eastAsia="Calibri" w:hAnsi="Calibri" w:cs="Times New Roman"/>
-          <w:noProof/>
           <w:sz w:val="22"/>
           <w:szCs w:val="22"/>
         </w:rPr>
@@ -6459,7 +6630,6 @@
       <w:r>
         <w:rPr>
           <w:rFonts w:ascii="Calibri" w:eastAsia="Calibri" w:hAnsi="Calibri" w:cs="Times New Roman"/>
-          <w:noProof/>
           <w:sz w:val="22"/>
           <w:szCs w:val="22"/>
         </w:rPr>
@@ -6567,7 +6737,6 @@
       <w:r>
         <w:rPr>
           <w:rFonts w:ascii="Calibri" w:eastAsia="Calibri" w:hAnsi="Calibri" w:cs="Times New Roman"/>
-          <w:noProof/>
           <w:sz w:val="22"/>
           <w:szCs w:val="22"/>
         </w:rPr>
@@ -6649,7 +6818,6 @@
       <w:r>
         <w:rPr>
           <w:rFonts w:ascii="Calibri" w:eastAsia="Calibri" w:hAnsi="Calibri" w:cs="Calibri"/>
-          <w:noProof/>
           <w:sz w:val="22"/>
           <w:szCs w:val="22"/>
         </w:rPr>
@@ -6779,7 +6947,6 @@
       <w:r>
         <w:rPr>
           <w:rFonts w:ascii="Calibri" w:eastAsia="Calibri" w:hAnsi="Calibri" w:cs="Times New Roman"/>
-          <w:noProof/>
           <w:sz w:val="22"/>
           <w:szCs w:val="22"/>
         </w:rPr>
@@ -7041,7 +7208,117 @@
           <w:szCs w:val="22"/>
           <w14:ligatures w14:val="standardContextual"/>
         </w:rPr>
-        <w:t>*Systematic literature review conducted on 16.08.2023. Adopted from Abbassi F, Pfister M, Lucas K, Domenghino A, Puhan M, Clavien PA. Milestones in Surgical Complication Reporting. Clavien-Dindo Classification 20 Years and Comprehensive Complication Index 10 Years. Ann Surg 2024;280:763–771. doi: 10.1097/SLA.0000000000006471</w:t>
+        <w:t xml:space="preserve">*Systematic literature review conducted on 16.08.2023. Adopted from Abbassi F, Pfister M, Lucas K, </w:t>
+      </w:r>
+      <w:proofErr w:type="spellStart"/>
+      <w:r>
+        <w:rPr>
+          <w:rFonts w:ascii="Arial" w:hAnsi="Arial" w:cstheme="minorHAnsi"/>
+          <w:kern w:val="2"/>
+          <w:sz w:val="22"/>
+          <w:szCs w:val="22"/>
+          <w14:ligatures w14:val="standardContextual"/>
+        </w:rPr>
+        <w:t>Domenghino</w:t>
+      </w:r>
+      <w:proofErr w:type="spellEnd"/>
+      <w:r>
+        <w:rPr>
+          <w:rFonts w:ascii="Arial" w:hAnsi="Arial" w:cstheme="minorHAnsi"/>
+          <w:kern w:val="2"/>
+          <w:sz w:val="22"/>
+          <w:szCs w:val="22"/>
+          <w14:ligatures w14:val="standardContextual"/>
+        </w:rPr>
+        <w:t xml:space="preserve"> A, </w:t>
+      </w:r>
+      <w:proofErr w:type="spellStart"/>
+      <w:r>
+        <w:rPr>
+          <w:rFonts w:ascii="Arial" w:hAnsi="Arial" w:cstheme="minorHAnsi"/>
+          <w:kern w:val="2"/>
+          <w:sz w:val="22"/>
+          <w:szCs w:val="22"/>
+          <w14:ligatures w14:val="standardContextual"/>
+        </w:rPr>
+        <w:t>Puhan</w:t>
+      </w:r>
+      <w:proofErr w:type="spellEnd"/>
+      <w:r>
+        <w:rPr>
+          <w:rFonts w:ascii="Arial" w:hAnsi="Arial" w:cstheme="minorHAnsi"/>
+          <w:kern w:val="2"/>
+          <w:sz w:val="22"/>
+          <w:szCs w:val="22"/>
+          <w14:ligatures w14:val="standardContextual"/>
+        </w:rPr>
+        <w:t xml:space="preserve"> M, </w:t>
+      </w:r>
+      <w:proofErr w:type="spellStart"/>
+      <w:r>
+        <w:rPr>
+          <w:rFonts w:ascii="Arial" w:hAnsi="Arial" w:cstheme="minorHAnsi"/>
+          <w:kern w:val="2"/>
+          <w:sz w:val="22"/>
+          <w:szCs w:val="22"/>
+          <w14:ligatures w14:val="standardContextual"/>
+        </w:rPr>
+        <w:t>Clavien</w:t>
+      </w:r>
+      <w:proofErr w:type="spellEnd"/>
+      <w:r>
+        <w:rPr>
+          <w:rFonts w:ascii="Arial" w:hAnsi="Arial" w:cstheme="minorHAnsi"/>
+          <w:kern w:val="2"/>
+          <w:sz w:val="22"/>
+          <w:szCs w:val="22"/>
+          <w14:ligatures w14:val="standardContextual"/>
+        </w:rPr>
+        <w:t xml:space="preserve"> PA. Milestones in Surgical Complication Reporting. </w:t>
+      </w:r>
+      <w:proofErr w:type="spellStart"/>
+      <w:r>
+        <w:rPr>
+          <w:rFonts w:ascii="Arial" w:hAnsi="Arial" w:cstheme="minorHAnsi"/>
+          <w:kern w:val="2"/>
+          <w:sz w:val="22"/>
+          <w:szCs w:val="22"/>
+          <w14:ligatures w14:val="standardContextual"/>
+        </w:rPr>
+        <w:t>Clavien</w:t>
+      </w:r>
+      <w:proofErr w:type="spellEnd"/>
+      <w:r>
+        <w:rPr>
+          <w:rFonts w:ascii="Arial" w:hAnsi="Arial" w:cstheme="minorHAnsi"/>
+          <w:kern w:val="2"/>
+          <w:sz w:val="22"/>
+          <w:szCs w:val="22"/>
+          <w14:ligatures w14:val="standardContextual"/>
+        </w:rPr>
+        <w:t xml:space="preserve">-Dindo Classification 20 Years and Comprehensive Complication Index 10 Years. Ann Surg 2024;280:763–771. </w:t>
+      </w:r>
+      <w:proofErr w:type="spellStart"/>
+      <w:r>
+        <w:rPr>
+          <w:rFonts w:ascii="Arial" w:hAnsi="Arial" w:cstheme="minorHAnsi"/>
+          <w:kern w:val="2"/>
+          <w:sz w:val="22"/>
+          <w:szCs w:val="22"/>
+          <w14:ligatures w14:val="standardContextual"/>
+        </w:rPr>
+        <w:t>doi</w:t>
+      </w:r>
+      <w:proofErr w:type="spellEnd"/>
+      <w:r>
+        <w:rPr>
+          <w:rFonts w:ascii="Arial" w:hAnsi="Arial" w:cstheme="minorHAnsi"/>
+          <w:kern w:val="2"/>
+          <w:sz w:val="22"/>
+          <w:szCs w:val="22"/>
+          <w14:ligatures w14:val="standardContextual"/>
+        </w:rPr>
+        <w:t>: 10.1097/SLA.0000000000006471</w:t>
       </w:r>
     </w:p>
     <w:p>
@@ -7067,7 +7344,7 @@
         <w:lastRenderedPageBreak/>
         <w:t xml:space="preserve">**Abstract and citation database from Elsevier, available at: </w:t>
       </w:r>
-      <w:hyperlink r:id="rId10" w:history="1">
+      <w:hyperlink r:id="rId6" w:history="1">
         <w:r>
           <w:rPr>
             <w:rFonts w:ascii="Arial" w:hAnsi="Arial" w:cstheme="minorHAnsi"/>
@@ -7104,7 +7381,7 @@
         </w:rPr>
         <w:t xml:space="preserve">***RCT Filter from National University of Singapore (NUS) medical Library, available at: </w:t>
       </w:r>
-      <w:hyperlink r:id="rId11" w:history="1">
+      <w:hyperlink r:id="rId7" w:history="1">
         <w:r>
           <w:rPr>
             <w:rFonts w:ascii="Arial" w:hAnsi="Arial" w:cstheme="minorHAnsi"/>
@@ -7139,7 +7416,29 @@
           <w:szCs w:val="22"/>
           <w14:ligatures w14:val="standardContextual"/>
         </w:rPr>
-        <w:t>Source: Page MJ, et al. BMJ 2021;372:n71. doi: 10.1136/bmj.n71.</w:t>
+        <w:t xml:space="preserve">Source: Page MJ, et al. BMJ 2021;372:n71. </w:t>
+      </w:r>
+      <w:proofErr w:type="spellStart"/>
+      <w:r>
+        <w:rPr>
+          <w:rFonts w:ascii="Arial" w:hAnsi="Arial"/>
+          <w:kern w:val="2"/>
+          <w:sz w:val="22"/>
+          <w:szCs w:val="22"/>
+          <w14:ligatures w14:val="standardContextual"/>
+        </w:rPr>
+        <w:t>doi</w:t>
+      </w:r>
+      <w:proofErr w:type="spellEnd"/>
+      <w:r>
+        <w:rPr>
+          <w:rFonts w:ascii="Arial" w:hAnsi="Arial"/>
+          <w:kern w:val="2"/>
+          <w:sz w:val="22"/>
+          <w:szCs w:val="22"/>
+          <w14:ligatures w14:val="standardContextual"/>
+        </w:rPr>
+        <w:t>: 10.1136/bmj.n71.</w:t>
       </w:r>
       <w:r>
         <w:rPr>
@@ -7149,47 +7448,7 @@
           <w:szCs w:val="22"/>
           <w14:ligatures w14:val="standardContextual"/>
         </w:rPr>
-        <w:fldChar w:fldCharType="begin"/>
-      </w:r>
-      <w:r>
-        <w:rPr>
-          <w:rFonts w:ascii="Arial" w:hAnsi="Arial"/>
-          <w:kern w:val="2"/>
-          <w:sz w:val="22"/>
-          <w:szCs w:val="22"/>
-          <w14:ligatures w14:val="standardContextual"/>
-        </w:rPr>
-        <w:instrText xml:space="preserve"> ADDIN ZOTERO_ITEM CSL_CITATION {"citationID":"8nkXfDf6","properties":{"formattedCitation":"[10]","plainCitation":"[10]","noteIndex":0},"citationItems":[{"id":21845,"uris":["http://zotero.org/groups/5983724/items/YPEAMSMC"],"itemData":{"id":21845,"type":"article-journal","abstract":"The Preferred Reporting Items for Systematic reviews and Meta-Analyses (PRISMA) statement, published in 2009, was designed to help systematic reviewers transparently report why the review was done, what the authors did, and what they found. Over the past decade, advances in systematic review methodology and terminology have necessitated an update to the guideline. The PRISMA 2020 statement replaces the 2009 statement and includes new reporting guidance that reflects advances in methods to identify, select, appraise, and synthesise studies. The structure and presentation of the items have been modified to facilitate implementation. In this article, we present the PRISMA 2020 27-item checklist, an expanded checklist that details reporting recommendations for each item, the PRISMA 2020 abstract checklist, and the revised flow diagrams for original and updated reviews.\n\nSystematic reviews serve many critical roles. They can provide syntheses of the state of knowledge in a field, from which future research priorities can be identified; they can address questions that otherwise could not be answered by individual studies; they can identify problems in primary research that should be rectified in future studies; and they can generate or evaluate theories about how or why phenomena occur. Systematic reviews therefore generate various types of knowledge for different users of reviews (such as patients, healthcare providers, researchers, and policy makers).12 To ensure a systematic review is valuable to users, authors should prepare a transparent, complete, and accurate account of why the review was done, what they did (such as how studies were identified and selected) and what they found (such as characteristics of contributing studies and results of meta-analyses). Up-to-date reporting guidance facilitates authors achieving this.3\n\nThe Preferred Reporting Items for Systematic reviews and Meta-Analyses (PRISMA) statement published in 2009 (hereafter referred to as PRISMA 2009)45678910 …","DOI":"10.1136/bmj.n71","language":"en","license":"© Author(s) (or their employer(s)) 2019. Re-use permitted under CC                 BY. No commercial re-use. See rights and permissions. Published by                 BMJ.. http://creativecommons.org/licenses/by/4.0/This is an Open Access article distributed in accordance with the terms of the Creative Commons Attribution (CC BY 4.0) license, which permits others to distribute, remix, adapt and build upon this work, for commercial use, provided the original work is properly cited. See: http://creativecommons.org/licenses/by/4.0/.","publisher":"British Medical Journal Publishing Group","section":"Research Methods &amp;amp; Reporting","source":"www.bmj.com","title":"The PRISMA 2020 statement: an updated guideline for reporting systematic reviews","title-short":"The PRISMA 2020 statement","URL":"https://www.bmj.com/content/372/bmj.n71","author":[{"family":"Page","given":"Matthew J."},{"family":"McKenzie","given":"Joanne E."},{"family":"Bossuyt","given":"Patrick M."},{"family":"Boutron","given":"Isabelle"},{"family":"Hoffmann","given":"Tammy C."},{"family":"Mulrow","given":"Cynthia D."},{"family":"Shamseer","given":"Larissa"},{"family":"Tetzlaff","given":"Jennifer M."},{"family":"Akl","given":"Elie A."},{"family":"Brennan","given":"Sue E."},{"family":"Chou","given":"Roger"},{"family":"Glanville","given":"Julie"},{"family":"Grimshaw","given":"Jeremy M."},{"family":"Hróbjartsson","given":"Asbjørn"},{"family":"Lalu","given":"Manoj M."},{"family":"Li","given":"Tianjing"},{"family":"Loder","given":"Elizabeth W."},{"family":"Mayo-Wilson","given":"Evan"},{"family":"McDonald","given":"Steve"},{"family":"McGuinness","given":"Luke A."},{"family":"Stewart","given":"Lesley A."},{"family":"Thomas","given":"James"},{"family":"Tricco","given":"Andrea C."},{"family":"Welch","given":"Vivian A."},{"family":"Whiting","given":"Penny"},{"family":"Moher","given":"David"}],"accessed":{"date-parts":[["2025",7,27]]},"issued":{"date-parts":[["2021",3,29]]}}}],"schema":"https://github.com/citation-style-language/schema/raw/master/csl-citation.json"} </w:instrText>
-      </w:r>
-      <w:r>
-        <w:rPr>
-          <w:rFonts w:ascii="Arial" w:hAnsi="Arial"/>
-          <w:kern w:val="2"/>
-          <w:sz w:val="22"/>
-          <w:szCs w:val="22"/>
-          <w14:ligatures w14:val="standardContextual"/>
-        </w:rPr>
-        <w:fldChar w:fldCharType="separate"/>
-      </w:r>
-      <w:r>
-        <w:rPr>
-          <w:rFonts w:ascii="Arial" w:hAnsi="Arial"/>
-          <w:kern w:val="2"/>
-          <w:sz w:val="22"/>
-          <w:szCs w:val="22"/>
-          <w14:ligatures w14:val="standardContextual"/>
-        </w:rPr>
-        <w:t>[10]</w:t>
-      </w:r>
-      <w:r>
-        <w:rPr>
-          <w:rFonts w:ascii="Arial" w:hAnsi="Arial"/>
-          <w:kern w:val="2"/>
-          <w:sz w:val="22"/>
-          <w:szCs w:val="22"/>
-          <w14:ligatures w14:val="standardContextual"/>
-        </w:rPr>
-        <w:fldChar w:fldCharType="end"/>
+        <w:t xml:space="preserve"> </w:t>
       </w:r>
     </w:p>
     <w:p>
@@ -7214,7 +7473,7 @@
         </w:rPr>
         <w:t xml:space="preserve">This work is licensed under CC BY 4.0. To view a copy of this license, visit </w:t>
       </w:r>
-      <w:hyperlink r:id="rId12" w:history="1">
+      <w:hyperlink r:id="rId8" w:history="1">
         <w:r>
           <w:rPr>
             <w:rStyle w:val="Hyperlink"/>
@@ -7274,7 +7533,7 @@
           <w:lang w:val="en-US"/>
         </w:rPr>
       </w:pPr>
-      <w:bookmarkStart w:id="3" w:name="_Toc226121284"/>
+      <w:bookmarkStart w:id="2" w:name="_Toc226121284"/>
       <w:r>
         <w:rPr>
           <w:lang w:val="en-US"/>
@@ -7288,7 +7547,7 @@
         </w:rPr>
         <w:t>3</w:t>
       </w:r>
-      <w:bookmarkEnd w:id="3"/>
+      <w:bookmarkEnd w:id="2"/>
     </w:p>
     <w:p>
       <w:pPr>
@@ -7331,7 +7590,6 @@
       <w:r>
         <w:rPr>
           <w:rFonts w:ascii="Calibri" w:eastAsia="Calibri" w:hAnsi="Calibri" w:cs="Times New Roman"/>
-          <w:noProof/>
           <w:sz w:val="22"/>
           <w:szCs w:val="22"/>
         </w:rPr>
@@ -7480,7 +7738,6 @@
       <w:r>
         <w:rPr>
           <w:rFonts w:ascii="Calibri" w:eastAsia="Calibri" w:hAnsi="Calibri" w:cs="Times New Roman"/>
-          <w:noProof/>
           <w:sz w:val="22"/>
           <w:szCs w:val="22"/>
         </w:rPr>
@@ -7661,7 +7918,6 @@
       <w:r>
         <w:rPr>
           <w:rFonts w:ascii="Calibri" w:eastAsia="Calibri" w:hAnsi="Calibri" w:cs="Times New Roman"/>
-          <w:noProof/>
           <w:sz w:val="22"/>
           <w:szCs w:val="22"/>
         </w:rPr>
@@ -7841,7 +8097,6 @@
       <w:r>
         <w:rPr>
           <w:rFonts w:ascii="Calibri" w:eastAsia="Calibri" w:hAnsi="Calibri" w:cs="Times New Roman"/>
-          <w:noProof/>
           <w:sz w:val="22"/>
           <w:szCs w:val="22"/>
         </w:rPr>
@@ -7923,7 +8178,6 @@
       <w:r>
         <w:rPr>
           <w:rFonts w:ascii="Calibri" w:eastAsia="Calibri" w:hAnsi="Calibri" w:cs="Times New Roman"/>
-          <w:noProof/>
           <w:sz w:val="22"/>
           <w:szCs w:val="22"/>
         </w:rPr>
@@ -8042,7 +8296,6 @@
       <w:r>
         <w:rPr>
           <w:rFonts w:ascii="Calibri" w:eastAsia="Calibri" w:hAnsi="Calibri" w:cs="Times New Roman"/>
-          <w:noProof/>
           <w:sz w:val="22"/>
           <w:szCs w:val="22"/>
         </w:rPr>
@@ -8104,7 +8357,6 @@
       <w:r>
         <w:rPr>
           <w:rFonts w:ascii="Calibri" w:eastAsia="Calibri" w:hAnsi="Calibri" w:cs="Times New Roman"/>
-          <w:noProof/>
           <w:sz w:val="22"/>
           <w:szCs w:val="22"/>
         </w:rPr>
@@ -8301,7 +8553,6 @@
       <w:r>
         <w:rPr>
           <w:rFonts w:ascii="Calibri" w:eastAsia="Calibri" w:hAnsi="Calibri" w:cs="Times New Roman"/>
-          <w:noProof/>
           <w:sz w:val="22"/>
           <w:szCs w:val="22"/>
         </w:rPr>
@@ -8383,7 +8634,6 @@
       <w:r>
         <w:rPr>
           <w:rFonts w:ascii="Calibri" w:eastAsia="Calibri" w:hAnsi="Calibri" w:cs="Times New Roman"/>
-          <w:noProof/>
           <w:sz w:val="22"/>
           <w:szCs w:val="22"/>
         </w:rPr>
@@ -8542,7 +8792,6 @@
       <w:r>
         <w:rPr>
           <w:rFonts w:ascii="Calibri" w:eastAsia="Calibri" w:hAnsi="Calibri" w:cs="Times New Roman"/>
-          <w:noProof/>
           <w:sz w:val="22"/>
           <w:szCs w:val="22"/>
         </w:rPr>
@@ -8604,7 +8853,6 @@
       <w:r>
         <w:rPr>
           <w:rFonts w:ascii="Calibri" w:eastAsia="Calibri" w:hAnsi="Calibri" w:cs="Times New Roman"/>
-          <w:noProof/>
           <w:sz w:val="22"/>
           <w:szCs w:val="22"/>
         </w:rPr>
@@ -8783,7 +9031,6 @@
       <w:r>
         <w:rPr>
           <w:rFonts w:ascii="Calibri" w:eastAsia="Calibri" w:hAnsi="Calibri" w:cs="Times New Roman"/>
-          <w:noProof/>
           <w:sz w:val="22"/>
           <w:szCs w:val="22"/>
         </w:rPr>
@@ -8947,7 +9194,6 @@
       <w:r>
         <w:rPr>
           <w:rFonts w:ascii="Calibri" w:eastAsia="Calibri" w:hAnsi="Calibri" w:cs="Times New Roman"/>
-          <w:noProof/>
           <w:sz w:val="22"/>
           <w:szCs w:val="22"/>
         </w:rPr>
@@ -9029,7 +9275,6 @@
       <w:r>
         <w:rPr>
           <w:rFonts w:ascii="Calibri" w:eastAsia="Calibri" w:hAnsi="Calibri" w:cs="Times New Roman"/>
-          <w:noProof/>
           <w:sz w:val="22"/>
           <w:szCs w:val="22"/>
         </w:rPr>
@@ -9091,7 +9336,6 @@
       <w:r>
         <w:rPr>
           <w:rFonts w:ascii="Calibri" w:eastAsia="Calibri" w:hAnsi="Calibri" w:cs="Times New Roman"/>
-          <w:noProof/>
           <w:sz w:val="22"/>
           <w:szCs w:val="22"/>
         </w:rPr>
@@ -9250,7 +9494,6 @@
       <w:r>
         <w:rPr>
           <w:rFonts w:ascii="Calibri" w:eastAsia="Calibri" w:hAnsi="Calibri" w:cs="Times New Roman"/>
-          <w:noProof/>
           <w:sz w:val="22"/>
           <w:szCs w:val="22"/>
         </w:rPr>
@@ -9651,7 +9894,6 @@
       <w:r>
         <w:rPr>
           <w:rFonts w:ascii="Calibri" w:eastAsia="Calibri" w:hAnsi="Calibri" w:cs="Times New Roman"/>
-          <w:noProof/>
           <w:sz w:val="22"/>
           <w:szCs w:val="22"/>
         </w:rPr>
@@ -9753,7 +9995,6 @@
       <w:r>
         <w:rPr>
           <w:rFonts w:ascii="Calibri" w:eastAsia="Calibri" w:hAnsi="Calibri" w:cs="Times New Roman"/>
-          <w:noProof/>
           <w:sz w:val="22"/>
           <w:szCs w:val="22"/>
         </w:rPr>
@@ -9922,7 +10163,6 @@
       <w:r>
         <w:rPr>
           <w:rFonts w:ascii="Calibri" w:eastAsia="Calibri" w:hAnsi="Calibri" w:cs="Times New Roman"/>
-          <w:noProof/>
           <w:sz w:val="22"/>
           <w:szCs w:val="22"/>
         </w:rPr>
@@ -10110,7 +10350,27 @@
           <w:sz w:val="22"/>
           <w14:ligatures w14:val="standardContextual"/>
         </w:rPr>
-        <w:t>Source: Page MJ, et al. BMJ 2021;372:n71. doi: 10.1136/bmj.n71.</w:t>
+        <w:t xml:space="preserve">Source: Page MJ, et al. BMJ 2021;372:n71. </w:t>
+      </w:r>
+      <w:proofErr w:type="spellStart"/>
+      <w:r>
+        <w:rPr>
+          <w:rFonts w:ascii="Arial" w:hAnsi="Arial"/>
+          <w:kern w:val="2"/>
+          <w:sz w:val="22"/>
+          <w14:ligatures w14:val="standardContextual"/>
+        </w:rPr>
+        <w:t>doi</w:t>
+      </w:r>
+      <w:proofErr w:type="spellEnd"/>
+      <w:r>
+        <w:rPr>
+          <w:rFonts w:ascii="Arial" w:hAnsi="Arial"/>
+          <w:kern w:val="2"/>
+          <w:sz w:val="22"/>
+          <w14:ligatures w14:val="standardContextual"/>
+        </w:rPr>
+        <w:t>: 10.1136/bmj.n71.</w:t>
       </w:r>
       <w:r>
         <w:rPr>
@@ -10119,43 +10379,7 @@
           <w:sz w:val="22"/>
           <w14:ligatures w14:val="standardContextual"/>
         </w:rPr>
-        <w:fldChar w:fldCharType="begin"/>
-      </w:r>
-      <w:r>
-        <w:rPr>
-          <w:rFonts w:ascii="Arial" w:hAnsi="Arial"/>
-          <w:kern w:val="2"/>
-          <w:sz w:val="22"/>
-          <w14:ligatures w14:val="standardContextual"/>
-        </w:rPr>
-        <w:instrText xml:space="preserve"> ADDIN ZOTERO_ITEM CSL_CITATION {"citationID":"8nkXfDf6","properties":{"formattedCitation":"[10]","plainCitation":"[10]","noteIndex":0},"citationItems":[{"id":21845,"uris":["http://zotero.org/groups/5983724/items/YPEAMSMC"],"itemData":{"id":21845,"type":"article-journal","abstract":"The Preferred Reporting Items for Systematic reviews and Meta-Analyses (PRISMA) statement, published in 2009, was designed to help systematic reviewers transparently report why the review was done, what the authors did, and what they found. Over the past decade, advances in systematic review methodology and terminology have necessitated an update to the guideline. The PRISMA 2020 statement replaces the 2009 statement and includes new reporting guidance that reflects advances in methods to identify, select, appraise, and synthesise studies. The structure and presentation of the items have been modified to facilitate implementation. In this article, we present the PRISMA 2020 27-item checklist, an expanded checklist that details reporting recommendations for each item, the PRISMA 2020 abstract checklist, and the revised flow diagrams for original and updated reviews.\n\nSystematic reviews serve many critical roles. They can provide syntheses of the state of knowledge in a field, from which future research priorities can be identified; they can address questions that otherwise could not be answered by individual studies; they can identify problems in primary research that should be rectified in future studies; and they can generate or evaluate theories about how or why phenomena occur. Systematic reviews therefore generate various types of knowledge for different users of reviews (such as patients, healthcare providers, researchers, and policy makers).12 To ensure a systematic review is valuable to users, authors should prepare a transparent, complete, and accurate account of why the review was done, what they did (such as how studies were identified and selected) and what they found (such as characteristics of contributing studies and results of meta-analyses). Up-to-date reporting guidance facilitates authors achieving this.3\n\nThe Preferred Reporting Items for Systematic reviews and Meta-Analyses (PRISMA) statement published in 2009 (hereafter referred to as PRISMA 2009)45678910 …","DOI":"10.1136/bmj.n71","language":"en","license":"© Author(s) (or their employer(s)) 2019. Re-use permitted under CC                 BY. No commercial re-use. See rights and permissions. Published by                 BMJ.. http://creativecommons.org/licenses/by/4.0/This is an Open Access article distributed in accordance with the terms of the Creative Commons Attribution (CC BY 4.0) license, which permits others to distribute, remix, adapt and build upon this work, for commercial use, provided the original work is properly cited. See: http://creativecommons.org/licenses/by/4.0/.","publisher":"British Medical Journal Publishing Group","section":"Research Methods &amp;amp; Reporting","source":"www.bmj.com","title":"The PRISMA 2020 statement: an updated guideline for reporting systematic reviews","title-short":"The PRISMA 2020 statement","URL":"https://www.bmj.com/content/372/bmj.n71","author":[{"family":"Page","given":"Matthew J."},{"family":"McKenzie","given":"Joanne E."},{"family":"Bossuyt","given":"Patrick M."},{"family":"Boutron","given":"Isabelle"},{"family":"Hoffmann","given":"Tammy C."},{"family":"Mulrow","given":"Cynthia D."},{"family":"Shamseer","given":"Larissa"},{"family":"Tetzlaff","given":"Jennifer M."},{"family":"Akl","given":"Elie A."},{"family":"Brennan","given":"Sue E."},{"family":"Chou","given":"Roger"},{"family":"Glanville","given":"Julie"},{"family":"Grimshaw","given":"Jeremy M."},{"family":"Hróbjartsson","given":"Asbjørn"},{"family":"Lalu","given":"Manoj M."},{"family":"Li","given":"Tianjing"},{"family":"Loder","given":"Elizabeth W."},{"family":"Mayo-Wilson","given":"Evan"},{"family":"McDonald","given":"Steve"},{"family":"McGuinness","given":"Luke A."},{"family":"Stewart","given":"Lesley A."},{"family":"Thomas","given":"James"},{"family":"Tricco","given":"Andrea C."},{"family":"Welch","given":"Vivian A."},{"family":"Whiting","given":"Penny"},{"family":"Moher","given":"David"}],"accessed":{"date-parts":[["2025",7,27]]},"issued":{"date-parts":[["2021",3,29]]}}}],"schema":"https://github.com/citation-style-language/schema/raw/master/csl-citation.json"} </w:instrText>
-      </w:r>
-      <w:r>
-        <w:rPr>
-          <w:rFonts w:ascii="Arial" w:hAnsi="Arial"/>
-          <w:kern w:val="2"/>
-          <w:sz w:val="22"/>
-          <w14:ligatures w14:val="standardContextual"/>
-        </w:rPr>
-        <w:fldChar w:fldCharType="separate"/>
-      </w:r>
-      <w:r>
-        <w:rPr>
-          <w:rFonts w:ascii="Arial" w:hAnsi="Arial"/>
-          <w:kern w:val="2"/>
-          <w:sz w:val="22"/>
-          <w14:ligatures w14:val="standardContextual"/>
-        </w:rPr>
-        <w:t>[10]</w:t>
-      </w:r>
-      <w:r>
-        <w:rPr>
-          <w:rFonts w:ascii="Arial" w:hAnsi="Arial"/>
-          <w:kern w:val="2"/>
-          <w:sz w:val="22"/>
-          <w14:ligatures w14:val="standardContextual"/>
-        </w:rPr>
-        <w:fldChar w:fldCharType="end"/>
+        <w:t xml:space="preserve"> </w:t>
       </w:r>
     </w:p>
     <w:p>
@@ -10178,7 +10402,7 @@
         </w:rPr>
         <w:t xml:space="preserve">This work is licensed under CC BY 4.0. To view a copy of this license, visit </w:t>
       </w:r>
-      <w:hyperlink r:id="rId13" w:history="1">
+      <w:hyperlink r:id="rId9" w:history="1">
         <w:r>
           <w:rPr>
             <w:rStyle w:val="Hyperlink"/>
@@ -10212,49 +10436,6 @@
 </w:document>
 </file>
 
-<file path=word/comments.xml><?xml version="1.0" encoding="utf-8"?>
-<w:comments xmlns:wpc="http://schemas.microsoft.com/office/word/2010/wordprocessingCanvas" xmlns:cx="http://schemas.microsoft.com/office/drawing/2014/chartex" xmlns:cx1="http://schemas.microsoft.com/office/drawing/2015/9/8/chartex" xmlns:cx2="http://schemas.microsoft.com/office/drawing/2015/10/21/chartex" xmlns:cx3="http://schemas.microsoft.com/office/drawing/2016/5/9/chartex" xmlns:cx4="http://schemas.microsoft.com/office/drawing/2016/5/10/chartex" xmlns:cx5="http://schemas.microsoft.com/office/drawing/2016/5/11/chartex" xmlns:cx6="http://schemas.microsoft.com/office/drawing/2016/5/12/chartex" xmlns:cx7="http://schemas.microsoft.com/office/drawing/2016/5/13/chartex" xmlns:cx8="http://schemas.microsoft.com/office/drawing/2016/5/14/chartex" xmlns:mc="http://schemas.openxmlformats.org/markup-compatibility/2006" xmlns:aink="http://schemas.microsoft.com/office/drawing/2016/ink" xmlns:am3d="http://schemas.microsoft.com/office/drawing/2017/model3d" xmlns:o="urn:schemas-microsoft-com:office:office" xmlns:oel="http://schemas.microsoft.com/office/2019/extlst" xmlns:r="http://schemas.openxmlformats.org/officeDocument/2006/relationships" xmlns:m="http://schemas.openxmlformats.org/officeDocument/2006/math" xmlns:v="urn:schemas-microsoft-com:vml" xmlns:wp14="http://schemas.microsoft.com/office/word/2010/wordprocessingDrawing" xmlns:wp="http://schemas.openxmlformats.org/drawingml/2006/wordprocessingDrawing" xmlns:w10="urn:schemas-microsoft-com:office:word" xmlns:w="http://schemas.openxmlformats.org/wordprocessingml/2006/main" xmlns:w14="http://schemas.microsoft.com/office/word/2010/wordml" xmlns:w15="http://schemas.microsoft.com/office/word/2012/wordml" xmlns:w16cex="http://schemas.microsoft.com/office/word/2018/wordml/cex" xmlns:w16cid="http://schemas.microsoft.com/office/word/2016/wordml/cid" xmlns:w16="http://schemas.microsoft.com/office/word/2018/wordml" xmlns:w16du="http://schemas.microsoft.com/office/word/2023/wordml/word16du" xmlns:w16sdtdh="http://schemas.microsoft.com/office/word/2020/wordml/sdtdatahash" xmlns:w16sdtfl="http://schemas.microsoft.com/office/word/2024/wordml/sdtformatlock" xmlns:w16se="http://schemas.microsoft.com/office/word/2015/wordml/symex" xmlns:wpg="http://schemas.microsoft.com/office/word/2010/wordprocessingGroup" xmlns:wpi="http://schemas.microsoft.com/office/word/2010/wordprocessingInk" xmlns:wne="http://schemas.microsoft.com/office/word/2006/wordml" xmlns:wps="http://schemas.microsoft.com/office/word/2010/wordprocessingShape" mc:Ignorable="w14 w15 w16se w16cid w16 w16cex w16sdtdh w16sdtfl w16du wp14">
-  <w:comment w:id="1" w:author="Joana Rodrigues Ribeiro" w:date="2026-04-05T17:19:00Z" w:initials="JRR">
-    <w:p>
-      <w:r>
-        <w:rPr>
-          <w:rStyle w:val="CommentReference"/>
-        </w:rPr>
-        <w:annotationRef/>
-      </w:r>
-      <w:r>
-        <w:rPr>
-          <w:rFonts w:ascii="Arial" w:hAnsi="Arial"/>
-          <w:kern w:val="2"/>
-          <w:sz w:val="20"/>
-          <w:szCs w:val="20"/>
-          <w14:ligatures w14:val="standardContextual"/>
-        </w:rPr>
-        <w:t>This is a bit complicated. I realized that actually studies which did not report "superior-" or other hypothesis were automatically labelled "Not available" . Since we assessed alignment of design with hypothesis, and we define the hypothesis by the report...</w:t>
-      </w:r>
-    </w:p>
-  </w:comment>
-</w:comments>
-</file>
-
-<file path=word/commentsExtended.xml><?xml version="1.0" encoding="utf-8"?>
-<w15:commentsEx xmlns:wpc="http://schemas.microsoft.com/office/word/2010/wordprocessingCanvas" xmlns:cx="http://schemas.microsoft.com/office/drawing/2014/chartex" xmlns:cx1="http://schemas.microsoft.com/office/drawing/2015/9/8/chartex" xmlns:cx2="http://schemas.microsoft.com/office/drawing/2015/10/21/chartex" xmlns:cx3="http://schemas.microsoft.com/office/drawing/2016/5/9/chartex" xmlns:cx4="http://schemas.microsoft.com/office/drawing/2016/5/10/chartex" xmlns:cx5="http://schemas.microsoft.com/office/drawing/2016/5/11/chartex" xmlns:cx6="http://schemas.microsoft.com/office/drawing/2016/5/12/chartex" xmlns:cx7="http://schemas.microsoft.com/office/drawing/2016/5/13/chartex" xmlns:cx8="http://schemas.microsoft.com/office/drawing/2016/5/14/chartex" xmlns:mc="http://schemas.openxmlformats.org/markup-compatibility/2006" xmlns:aink="http://schemas.microsoft.com/office/drawing/2016/ink" xmlns:am3d="http://schemas.microsoft.com/office/drawing/2017/model3d" xmlns:o="urn:schemas-microsoft-com:office:office" xmlns:oel="http://schemas.microsoft.com/office/2019/extlst" xmlns:r="http://schemas.openxmlformats.org/officeDocument/2006/relationships" xmlns:m="http://schemas.openxmlformats.org/officeDocument/2006/math" xmlns:v="urn:schemas-microsoft-com:vml" xmlns:wp14="http://schemas.microsoft.com/office/word/2010/wordprocessingDrawing" xmlns:wp="http://schemas.openxmlformats.org/drawingml/2006/wordprocessingDrawing" xmlns:w10="urn:schemas-microsoft-com:office:word" xmlns:w="http://schemas.openxmlformats.org/wordprocessingml/2006/main" xmlns:w14="http://schemas.microsoft.com/office/word/2010/wordml" xmlns:w15="http://schemas.microsoft.com/office/word/2012/wordml" xmlns:w16cex="http://schemas.microsoft.com/office/word/2018/wordml/cex" xmlns:w16cid="http://schemas.microsoft.com/office/word/2016/wordml/cid" xmlns:w16="http://schemas.microsoft.com/office/word/2018/wordml" xmlns:w16du="http://schemas.microsoft.com/office/word/2023/wordml/word16du" xmlns:w16sdtdh="http://schemas.microsoft.com/office/word/2020/wordml/sdtdatahash" xmlns:w16sdtfl="http://schemas.microsoft.com/office/word/2024/wordml/sdtformatlock" xmlns:w16se="http://schemas.microsoft.com/office/word/2015/wordml/symex" xmlns:wpg="http://schemas.microsoft.com/office/word/2010/wordprocessingGroup" xmlns:wpi="http://schemas.microsoft.com/office/word/2010/wordprocessingInk" xmlns:wne="http://schemas.microsoft.com/office/word/2006/wordml" xmlns:wps="http://schemas.microsoft.com/office/word/2010/wordprocessingShape" mc:Ignorable="w14 w15 w16se w16cid w16 w16cex w16sdtdh w16sdtfl w16du wp14">
-  <w15:commentEx w15:paraId="4CB55CD7" w15:done="0"/>
-</w15:commentsEx>
-</file>
-
-<file path=word/commentsExtensible.xml><?xml version="1.0" encoding="utf-8"?>
-<w16cex:commentsExtensible xmlns:wpc="http://schemas.microsoft.com/office/word/2010/wordprocessingCanvas" xmlns:cx="http://schemas.microsoft.com/office/drawing/2014/chartex" xmlns:cx1="http://schemas.microsoft.com/office/drawing/2015/9/8/chartex" xmlns:cx2="http://schemas.microsoft.com/office/drawing/2015/10/21/chartex" xmlns:cx3="http://schemas.microsoft.com/office/drawing/2016/5/9/chartex" xmlns:cx4="http://schemas.microsoft.com/office/drawing/2016/5/10/chartex" xmlns:cx5="http://schemas.microsoft.com/office/drawing/2016/5/11/chartex" xmlns:cx6="http://schemas.microsoft.com/office/drawing/2016/5/12/chartex" xmlns:cx7="http://schemas.microsoft.com/office/drawing/2016/5/13/chartex" xmlns:cx8="http://schemas.microsoft.com/office/drawing/2016/5/14/chartex" xmlns:cr="http://schemas.microsoft.com/office/comments/2020/reactions" xmlns:mc="http://schemas.openxmlformats.org/markup-compatibility/2006" xmlns:aink="http://schemas.microsoft.com/office/drawing/2016/ink" xmlns:am3d="http://schemas.microsoft.com/office/drawing/2017/model3d" xmlns:o="urn:schemas-microsoft-com:office:office" xmlns:oel="http://schemas.microsoft.com/office/2019/extlst" xmlns:r="http://schemas.openxmlformats.org/officeDocument/2006/relationships" xmlns:m="http://schemas.openxmlformats.org/officeDocument/2006/math" xmlns:v="urn:schemas-microsoft-com:vml" xmlns:wp14="http://schemas.microsoft.com/office/word/2010/wordprocessingDrawing" xmlns:wp="http://schemas.openxmlformats.org/drawingml/2006/wordprocessingDrawing" xmlns:w10="urn:schemas-microsoft-com:office:word" xmlns:w="http://schemas.openxmlformats.org/wordprocessingml/2006/main" xmlns:w14="http://schemas.microsoft.com/office/word/2010/wordml" xmlns:w15="http://schemas.microsoft.com/office/word/2012/wordml" xmlns:w16cex="http://schemas.microsoft.com/office/word/2018/wordml/cex" xmlns:w16cid="http://schemas.microsoft.com/office/word/2016/wordml/cid" xmlns:w16="http://schemas.microsoft.com/office/word/2018/wordml" xmlns:w16du="http://schemas.microsoft.com/office/word/2023/wordml/word16du" xmlns:w16sdtdh="http://schemas.microsoft.com/office/word/2020/wordml/sdtdatahash" xmlns:w16sdtfl="http://schemas.microsoft.com/office/word/2024/wordml/sdtformatlock" xmlns:w16se="http://schemas.microsoft.com/office/word/2015/wordml/symex" xmlns:wpg="http://schemas.microsoft.com/office/word/2010/wordprocessingGroup" xmlns:wpi="http://schemas.microsoft.com/office/word/2010/wordprocessingInk" xmlns:wne="http://schemas.microsoft.com/office/word/2006/wordml" xmlns:wps="http://schemas.microsoft.com/office/word/2010/wordprocessingShape" mc:Ignorable="w14 w15 w16se w16cid w16 w16cex w16sdtdh w16sdtfl cr w16du wp14">
-  <w16cex:commentExtensible w16cex:durableId="582C7185" w16cex:dateUtc="2026-04-05T23:19:00Z"/>
-</w16cex:commentsExtensible>
-</file>
-
-<file path=word/commentsIds.xml><?xml version="1.0" encoding="utf-8"?>
-<w16cid:commentsIds xmlns:wpc="http://schemas.microsoft.com/office/word/2010/wordprocessingCanvas" xmlns:cx="http://schemas.microsoft.com/office/drawing/2014/chartex" xmlns:cx1="http://schemas.microsoft.com/office/drawing/2015/9/8/chartex" xmlns:cx2="http://schemas.microsoft.com/office/drawing/2015/10/21/chartex" xmlns:cx3="http://schemas.microsoft.com/office/drawing/2016/5/9/chartex" xmlns:cx4="http://schemas.microsoft.com/office/drawing/2016/5/10/chartex" xmlns:cx5="http://schemas.microsoft.com/office/drawing/2016/5/11/chartex" xmlns:cx6="http://schemas.microsoft.com/office/drawing/2016/5/12/chartex" xmlns:cx7="http://schemas.microsoft.com/office/drawing/2016/5/13/chartex" xmlns:cx8="http://schemas.microsoft.com/office/drawing/2016/5/14/chartex" xmlns:mc="http://schemas.openxmlformats.org/markup-compatibility/2006" xmlns:aink="http://schemas.microsoft.com/office/drawing/2016/ink" xmlns:am3d="http://schemas.microsoft.com/office/drawing/2017/model3d" xmlns:o="urn:schemas-microsoft-com:office:office" xmlns:oel="http://schemas.microsoft.com/office/2019/extlst" xmlns:r="http://schemas.openxmlformats.org/officeDocument/2006/relationships" xmlns:m="http://schemas.openxmlformats.org/officeDocument/2006/math" xmlns:v="urn:schemas-microsoft-com:vml" xmlns:wp14="http://schemas.microsoft.com/office/word/2010/wordprocessingDrawing" xmlns:wp="http://schemas.openxmlformats.org/drawingml/2006/wordprocessingDrawing" xmlns:w10="urn:schemas-microsoft-com:office:word" xmlns:w="http://schemas.openxmlformats.org/wordprocessingml/2006/main" xmlns:w14="http://schemas.microsoft.com/office/word/2010/wordml" xmlns:w15="http://schemas.microsoft.com/office/word/2012/wordml" xmlns:w16cex="http://schemas.microsoft.com/office/word/2018/wordml/cex" xmlns:w16cid="http://schemas.microsoft.com/office/word/2016/wordml/cid" xmlns:w16="http://schemas.microsoft.com/office/word/2018/wordml" xmlns:w16du="http://schemas.microsoft.com/office/word/2023/wordml/word16du" xmlns:w16sdtdh="http://schemas.microsoft.com/office/word/2020/wordml/sdtdatahash" xmlns:w16sdtfl="http://schemas.microsoft.com/office/word/2024/wordml/sdtformatlock" xmlns:w16se="http://schemas.microsoft.com/office/word/2015/wordml/symex" xmlns:wpg="http://schemas.microsoft.com/office/word/2010/wordprocessingGroup" xmlns:wpi="http://schemas.microsoft.com/office/word/2010/wordprocessingInk" xmlns:wne="http://schemas.microsoft.com/office/word/2006/wordml" xmlns:wps="http://schemas.microsoft.com/office/word/2010/wordprocessingShape" mc:Ignorable="w14 w15 w16se w16cid w16 w16cex w16sdtdh w16sdtfl w16du wp14">
-  <w16cid:commentId w16cid:paraId="4CB55CD7" w16cid:durableId="582C7185"/>
-</w16cid:commentsIds>
-</file>
-
 <file path=word/numbering.xml><?xml version="1.0" encoding="utf-8"?>
 <w:numbering xmlns:wpc="http://schemas.microsoft.com/office/word/2010/wordprocessingCanvas" xmlns:cx="http://schemas.microsoft.com/office/drawing/2014/chartex" xmlns:cx1="http://schemas.microsoft.com/office/drawing/2015/9/8/chartex" xmlns:cx2="http://schemas.microsoft.com/office/drawing/2015/10/21/chartex" xmlns:cx3="http://schemas.microsoft.com/office/drawing/2016/5/9/chartex" xmlns:cx4="http://schemas.microsoft.com/office/drawing/2016/5/10/chartex" xmlns:cx5="http://schemas.microsoft.com/office/drawing/2016/5/11/chartex" xmlns:cx6="http://schemas.microsoft.com/office/drawing/2016/5/12/chartex" xmlns:cx7="http://schemas.microsoft.com/office/drawing/2016/5/13/chartex" xmlns:cx8="http://schemas.microsoft.com/office/drawing/2016/5/14/chartex" xmlns:mc="http://schemas.openxmlformats.org/markup-compatibility/2006" xmlns:aink="http://schemas.microsoft.com/office/drawing/2016/ink" xmlns:am3d="http://schemas.microsoft.com/office/drawing/2017/model3d" xmlns:o="urn:schemas-microsoft-com:office:office" xmlns:oel="http://schemas.microsoft.com/office/2019/extlst" xmlns:r="http://schemas.openxmlformats.org/officeDocument/2006/relationships" xmlns:m="http://schemas.openxmlformats.org/officeDocument/2006/math" xmlns:v="urn:schemas-microsoft-com:vml" xmlns:wp14="http://schemas.microsoft.com/office/word/2010/wordprocessingDrawing" xmlns:wp="http://schemas.openxmlformats.org/drawingml/2006/wordprocessingDrawing" xmlns:w10="urn:schemas-microsoft-com:office:word" xmlns:w="http://schemas.openxmlformats.org/wordprocessingml/2006/main" xmlns:w14="http://schemas.microsoft.com/office/word/2010/wordml" xmlns:w15="http://schemas.microsoft.com/office/word/2012/wordml" xmlns:w16cex="http://schemas.microsoft.com/office/word/2018/wordml/cex" xmlns:w16cid="http://schemas.microsoft.com/office/word/2016/wordml/cid" xmlns:w16="http://schemas.microsoft.com/office/word/2018/wordml" xmlns:w16du="http://schemas.microsoft.com/office/word/2023/wordml/word16du" xmlns:w16sdtdh="http://schemas.microsoft.com/office/word/2020/wordml/sdtdatahash" xmlns:w16sdtfl="http://schemas.microsoft.com/office/word/2024/wordml/sdtformatlock" xmlns:w16se="http://schemas.microsoft.com/office/word/2015/wordml/symex" xmlns:wpg="http://schemas.microsoft.com/office/word/2010/wordprocessingGroup" xmlns:wpi="http://schemas.microsoft.com/office/word/2010/wordprocessingInk" xmlns:wne="http://schemas.microsoft.com/office/word/2006/wordml" xmlns:wps="http://schemas.microsoft.com/office/word/2010/wordprocessingShape" mc:Ignorable="w14 w15 w16se w16cid w16 w16cex w16sdtdh w16sdtfl w16du wp14">
   <w:abstractNum w:abstractNumId="0" w15:restartNumberingAfterBreak="0">
@@ -10596,6 +10777,128 @@
     </w:lvl>
   </w:abstractNum>
   <w:abstractNum w:abstractNumId="3" w15:restartNumberingAfterBreak="0">
+    <w:nsid w:val="2D067F13"/>
+    <w:multiLevelType w:val="multilevel"/>
+    <w:tmpl w:val="7A2A37D2"/>
+    <w:lvl w:ilvl="0">
+      <w:start w:val="2"/>
+      <w:numFmt w:val="decimal"/>
+      <w:lvlText w:val="%1."/>
+      <w:lvlJc w:val="left"/>
+      <w:pPr>
+        <w:ind w:left="400" w:hanging="400"/>
+      </w:pPr>
+      <w:rPr>
+        <w:rFonts w:eastAsiaTheme="minorHAnsi" w:cstheme="minorBidi" w:hint="default"/>
+        <w:color w:val="auto"/>
+      </w:rPr>
+    </w:lvl>
+    <w:lvl w:ilvl="1">
+      <w:start w:val="1"/>
+      <w:numFmt w:val="decimal"/>
+      <w:lvlText w:val="%1.%2."/>
+      <w:lvlJc w:val="left"/>
+      <w:pPr>
+        <w:ind w:left="720" w:hanging="720"/>
+      </w:pPr>
+      <w:rPr>
+        <w:rFonts w:eastAsiaTheme="minorHAnsi" w:cstheme="minorBidi" w:hint="default"/>
+        <w:color w:val="auto"/>
+      </w:rPr>
+    </w:lvl>
+    <w:lvl w:ilvl="2">
+      <w:start w:val="1"/>
+      <w:numFmt w:val="decimal"/>
+      <w:lvlText w:val="%1.%2.%3."/>
+      <w:lvlJc w:val="left"/>
+      <w:pPr>
+        <w:ind w:left="720" w:hanging="720"/>
+      </w:pPr>
+      <w:rPr>
+        <w:rFonts w:eastAsiaTheme="minorHAnsi" w:cstheme="minorBidi" w:hint="default"/>
+        <w:color w:val="auto"/>
+      </w:rPr>
+    </w:lvl>
+    <w:lvl w:ilvl="3">
+      <w:start w:val="1"/>
+      <w:numFmt w:val="decimal"/>
+      <w:lvlText w:val="%1.%2.%3.%4."/>
+      <w:lvlJc w:val="left"/>
+      <w:pPr>
+        <w:ind w:left="1080" w:hanging="1080"/>
+      </w:pPr>
+      <w:rPr>
+        <w:rFonts w:eastAsiaTheme="minorHAnsi" w:cstheme="minorBidi" w:hint="default"/>
+        <w:color w:val="auto"/>
+      </w:rPr>
+    </w:lvl>
+    <w:lvl w:ilvl="4">
+      <w:start w:val="1"/>
+      <w:numFmt w:val="decimal"/>
+      <w:lvlText w:val="%1.%2.%3.%4.%5."/>
+      <w:lvlJc w:val="left"/>
+      <w:pPr>
+        <w:ind w:left="1080" w:hanging="1080"/>
+      </w:pPr>
+      <w:rPr>
+        <w:rFonts w:eastAsiaTheme="minorHAnsi" w:cstheme="minorBidi" w:hint="default"/>
+        <w:color w:val="auto"/>
+      </w:rPr>
+    </w:lvl>
+    <w:lvl w:ilvl="5">
+      <w:start w:val="1"/>
+      <w:numFmt w:val="decimal"/>
+      <w:lvlText w:val="%1.%2.%3.%4.%5.%6."/>
+      <w:lvlJc w:val="left"/>
+      <w:pPr>
+        <w:ind w:left="1440" w:hanging="1440"/>
+      </w:pPr>
+      <w:rPr>
+        <w:rFonts w:eastAsiaTheme="minorHAnsi" w:cstheme="minorBidi" w:hint="default"/>
+        <w:color w:val="auto"/>
+      </w:rPr>
+    </w:lvl>
+    <w:lvl w:ilvl="6">
+      <w:start w:val="1"/>
+      <w:numFmt w:val="decimal"/>
+      <w:lvlText w:val="%1.%2.%3.%4.%5.%6.%7."/>
+      <w:lvlJc w:val="left"/>
+      <w:pPr>
+        <w:ind w:left="1440" w:hanging="1440"/>
+      </w:pPr>
+      <w:rPr>
+        <w:rFonts w:eastAsiaTheme="minorHAnsi" w:cstheme="minorBidi" w:hint="default"/>
+        <w:color w:val="auto"/>
+      </w:rPr>
+    </w:lvl>
+    <w:lvl w:ilvl="7">
+      <w:start w:val="1"/>
+      <w:numFmt w:val="decimal"/>
+      <w:lvlText w:val="%1.%2.%3.%4.%5.%6.%7.%8."/>
+      <w:lvlJc w:val="left"/>
+      <w:pPr>
+        <w:ind w:left="1800" w:hanging="1800"/>
+      </w:pPr>
+      <w:rPr>
+        <w:rFonts w:eastAsiaTheme="minorHAnsi" w:cstheme="minorBidi" w:hint="default"/>
+        <w:color w:val="auto"/>
+      </w:rPr>
+    </w:lvl>
+    <w:lvl w:ilvl="8">
+      <w:start w:val="1"/>
+      <w:numFmt w:val="decimal"/>
+      <w:lvlText w:val="%1.%2.%3.%4.%5.%6.%7.%8.%9."/>
+      <w:lvlJc w:val="left"/>
+      <w:pPr>
+        <w:ind w:left="2160" w:hanging="2160"/>
+      </w:pPr>
+      <w:rPr>
+        <w:rFonts w:eastAsiaTheme="minorHAnsi" w:cstheme="minorBidi" w:hint="default"/>
+        <w:color w:val="auto"/>
+      </w:rPr>
+    </w:lvl>
+  </w:abstractNum>
+  <w:abstractNum w:abstractNumId="4" w15:restartNumberingAfterBreak="0">
     <w:nsid w:val="3A8D6C3C"/>
     <w:multiLevelType w:val="hybridMultilevel"/>
     <w:tmpl w:val="364EB4A2"/>
@@ -10715,20 +11018,15 @@
     <w:abstractNumId w:val="1"/>
   </w:num>
   <w:num w:numId="3" w16cid:durableId="156113519">
-    <w:abstractNumId w:val="3"/>
+    <w:abstractNumId w:val="4"/>
   </w:num>
   <w:num w:numId="4" w16cid:durableId="1541434984">
     <w:abstractNumId w:val="2"/>
   </w:num>
+  <w:num w:numId="5" w16cid:durableId="1766917251">
+    <w:abstractNumId w:val="3"/>
+  </w:num>
 </w:numbering>
-</file>
-
-<file path=word/people.xml><?xml version="1.0" encoding="utf-8"?>
-<w15:people xmlns:wpc="http://schemas.microsoft.com/office/word/2010/wordprocessingCanvas" xmlns:cx="http://schemas.microsoft.com/office/drawing/2014/chartex" xmlns:cx1="http://schemas.microsoft.com/office/drawing/2015/9/8/chartex" xmlns:cx2="http://schemas.microsoft.com/office/drawing/2015/10/21/chartex" xmlns:cx3="http://schemas.microsoft.com/office/drawing/2016/5/9/chartex" xmlns:cx4="http://schemas.microsoft.com/office/drawing/2016/5/10/chartex" xmlns:cx5="http://schemas.microsoft.com/office/drawing/2016/5/11/chartex" xmlns:cx6="http://schemas.microsoft.com/office/drawing/2016/5/12/chartex" xmlns:cx7="http://schemas.microsoft.com/office/drawing/2016/5/13/chartex" xmlns:cx8="http://schemas.microsoft.com/office/drawing/2016/5/14/chartex" xmlns:mc="http://schemas.openxmlformats.org/markup-compatibility/2006" xmlns:aink="http://schemas.microsoft.com/office/drawing/2016/ink" xmlns:am3d="http://schemas.microsoft.com/office/drawing/2017/model3d" xmlns:o="urn:schemas-microsoft-com:office:office" xmlns:oel="http://schemas.microsoft.com/office/2019/extlst" xmlns:r="http://schemas.openxmlformats.org/officeDocument/2006/relationships" xmlns:m="http://schemas.openxmlformats.org/officeDocument/2006/math" xmlns:v="urn:schemas-microsoft-com:vml" xmlns:wp14="http://schemas.microsoft.com/office/word/2010/wordprocessingDrawing" xmlns:wp="http://schemas.openxmlformats.org/drawingml/2006/wordprocessingDrawing" xmlns:w10="urn:schemas-microsoft-com:office:word" xmlns:w="http://schemas.openxmlformats.org/wordprocessingml/2006/main" xmlns:w14="http://schemas.microsoft.com/office/word/2010/wordml" xmlns:w15="http://schemas.microsoft.com/office/word/2012/wordml" xmlns:w16cex="http://schemas.microsoft.com/office/word/2018/wordml/cex" xmlns:w16cid="http://schemas.microsoft.com/office/word/2016/wordml/cid" xmlns:w16="http://schemas.microsoft.com/office/word/2018/wordml" xmlns:w16du="http://schemas.microsoft.com/office/word/2023/wordml/word16du" xmlns:w16sdtdh="http://schemas.microsoft.com/office/word/2020/wordml/sdtdatahash" xmlns:w16sdtfl="http://schemas.microsoft.com/office/word/2024/wordml/sdtformatlock" xmlns:w16se="http://schemas.microsoft.com/office/word/2015/wordml/symex" xmlns:wpg="http://schemas.microsoft.com/office/word/2010/wordprocessingGroup" xmlns:wpi="http://schemas.microsoft.com/office/word/2010/wordprocessingInk" xmlns:wne="http://schemas.microsoft.com/office/word/2006/wordml" xmlns:wps="http://schemas.microsoft.com/office/word/2010/wordprocessingShape" mc:Ignorable="w14 w15 w16se w16cid w16 w16cex w16sdtdh w16sdtfl w16du wp14">
-  <w15:person w15:author="Joana Rodrigues Ribeiro">
-    <w15:presenceInfo w15:providerId="AD" w15:userId="S::joana.rodriguesribeiro@uzh.ch::499380a5-f773-4f1f-a8cf-83b4ebcd6ac4"/>
-  </w15:person>
-</w15:people>
 </file>
 
 <file path=word/styles.xml><?xml version="1.0" encoding="utf-8"?>
